--- a/docs/tables/auc3/sec5_aki_2.docx
+++ b/docs/tables/auc3/sec5_aki_2.docx
@@ -24,7 +24,7 @@
         <w:gridCol w:w="1181"/>
         <w:gridCol w:w="778"/>
         <w:gridCol w:w="839"/>
-        <w:gridCol w:w="1634"/>
+        <w:gridCol w:w="1756"/>
         <w:gridCol w:w="1181"/>
       </w:tblGrid>
       <w:tr>
@@ -838,7 +838,7 @@
                 <w:szCs w:val="22"/>
                 <w:color w:val="000000"/>
               </w:rPr>
-              <w:t xml:space="preserve">143</w:t>
+              <w:t xml:space="preserve">142</w:t>
             </w:r>
           </w:p>
         </w:tc>
@@ -1050,7 +1050,7 @@
                 <w:szCs w:val="22"/>
                 <w:color w:val="000000"/>
               </w:rPr>
-              <w:t xml:space="preserve">143</w:t>
+              <w:t xml:space="preserve">142</w:t>
             </w:r>
           </w:p>
         </w:tc>
@@ -1321,7 +1321,7 @@
                 <w:szCs w:val="22"/>
                 <w:color w:val="000000"/>
               </w:rPr>
-              <w:t xml:space="preserve">143</w:t>
+              <w:t xml:space="preserve">142</w:t>
             </w:r>
           </w:p>
         </w:tc>
@@ -1533,7 +1533,7 @@
                 <w:szCs w:val="22"/>
                 <w:color w:val="000000"/>
               </w:rPr>
-              <w:t xml:space="preserve">143</w:t>
+              <w:t xml:space="preserve">142</w:t>
             </w:r>
           </w:p>
         </w:tc>
@@ -1699,7 +1699,7 @@
       </w:tr>
       <w:tr>
         <w:trPr>
-          <w:trHeight w:val="569" w:hRule="auto"/>
+          <w:trHeight w:val="565" w:hRule="auto"/>
         </w:trPr>
         body 3
         <w:tc>
@@ -1804,7 +1804,7 @@
                 <w:szCs w:val="22"/>
                 <w:color w:val="000000"/>
               </w:rPr>
-              <w:t xml:space="preserve">143</w:t>
+              <w:t xml:space="preserve">142</w:t>
             </w:r>
           </w:p>
         </w:tc>
@@ -2016,7 +2016,7 @@
                 <w:szCs w:val="22"/>
                 <w:color w:val="000000"/>
               </w:rPr>
-              <w:t xml:space="preserve">143</w:t>
+              <w:t xml:space="preserve">142</w:t>
             </w:r>
           </w:p>
         </w:tc>
@@ -3253,7 +3253,7 @@
                 <w:szCs w:val="22"/>
                 <w:color w:val="000000"/>
               </w:rPr>
-              <w:t xml:space="preserve">143</w:t>
+              <w:t xml:space="preserve">142</w:t>
             </w:r>
           </w:p>
         </w:tc>
@@ -3465,7 +3465,7 @@
                 <w:szCs w:val="22"/>
                 <w:color w:val="000000"/>
               </w:rPr>
-              <w:t xml:space="preserve">143</w:t>
+              <w:t xml:space="preserve">142</w:t>
             </w:r>
           </w:p>
         </w:tc>
@@ -3736,7 +3736,7 @@
                 <w:szCs w:val="22"/>
                 <w:color w:val="000000"/>
               </w:rPr>
-              <w:t xml:space="preserve">143</w:t>
+              <w:t xml:space="preserve">142</w:t>
             </w:r>
           </w:p>
         </w:tc>
@@ -3948,7 +3948,7 @@
                 <w:szCs w:val="22"/>
                 <w:color w:val="000000"/>
               </w:rPr>
-              <w:t xml:space="preserve">143</w:t>
+              <w:t xml:space="preserve">142</w:t>
             </w:r>
           </w:p>
         </w:tc>
@@ -4755,113 +4755,113 @@
                 <w:szCs w:val="22"/>
                 <w:color w:val="000000"/>
               </w:rPr>
-              <w:t xml:space="preserve">0.88</w:t>
-            </w:r>
-          </w:p>
-        </w:tc>
-        <w:tc>
-          <w:tcPr>
-            <w:tcBorders>
-              <w:bottom w:val="none" w:sz="0" w:space="0" w:color="000000"/>
-              <w:top w:val="none" w:sz="0" w:space="0" w:color="000000"/>
-              <w:left w:val="none" w:sz="0" w:space="0" w:color="000000"/>
-              <w:right w:val="none" w:sz="0" w:space="0" w:color="000000"/>
-            </w:tcBorders>
-            <w:shd w:val="clear" w:color="auto" w:fill="FFFFFF"/>
-            <w:tcMar>
-              <w:top w:w="0" w:type="dxa"/>
-              <w:bottom w:w="0" w:type="dxa"/>
-              <w:left w:w="0" w:type="dxa"/>
-              <w:right w:w="0" w:type="dxa"/>
-            </w:tcMar>
-            <w:vAlign w:val="top"/>
-          </w:tcPr>
-          <w:p>
-            <w:pPr>
-              <w:pStyle w:val="Normal"/>
-              <w:jc w:val="center"/>
-              <w:pBdr>
-                <w:bottom w:val="none" w:sz="0" w:space="0" w:color="000000"/>
-                <w:top w:val="none" w:sz="0" w:space="0" w:color="000000"/>
-                <w:left w:val="none" w:sz="0" w:space="0" w:color="000000"/>
-                <w:right w:val="none" w:sz="0" w:space="0" w:color="000000"/>
-              </w:pBdr>
-              <w:spacing w:after="100" w:before="100" w:line="240"/>
-              <w:ind w:left="100" w:right="100" w:firstLine="0" w:firstLineChars="0"/>
-              <w:rPr>
-                <w:rFonts w:ascii="Helvetica" w:hAnsi="Helvetica" w:eastAsia="Helvetica" w:cs="Helvetica"/>
-                <w:i w:val="false"/>
-                <w:b w:val="false"/>
-                <w:u w:val="none"/>
-                <w:sz w:val="22"/>
-                <w:szCs w:val="22"/>
-                <w:color w:val="000000"/>
-              </w:rPr>
-            </w:pPr>
-            <w:r>
-              <w:rPr>
-                <w:rFonts w:ascii="Helvetica" w:hAnsi="Helvetica" w:eastAsia="Helvetica" w:cs="Helvetica"/>
-                <w:i w:val="false"/>
-                <w:b w:val="false"/>
-                <w:u w:val="none"/>
-                <w:sz w:val="22"/>
-                <w:szCs w:val="22"/>
-                <w:color w:val="000000"/>
-              </w:rPr>
-              <w:t xml:space="preserve">0.17, 4.66</w:t>
-            </w:r>
-          </w:p>
-        </w:tc>
-        <w:tc>
-          <w:tcPr>
-            <w:tcBorders>
-              <w:bottom w:val="none" w:sz="0" w:space="0" w:color="000000"/>
-              <w:top w:val="none" w:sz="0" w:space="0" w:color="000000"/>
-              <w:left w:val="none" w:sz="0" w:space="0" w:color="000000"/>
-              <w:right w:val="none" w:sz="0" w:space="0" w:color="000000"/>
-            </w:tcBorders>
-            <w:shd w:val="clear" w:color="auto" w:fill="FFFFFF"/>
-            <w:tcMar>
-              <w:top w:w="0" w:type="dxa"/>
-              <w:bottom w:w="0" w:type="dxa"/>
-              <w:left w:w="0" w:type="dxa"/>
-              <w:right w:w="0" w:type="dxa"/>
-            </w:tcMar>
-            <w:vAlign w:val="top"/>
-          </w:tcPr>
-          <w:p>
-            <w:pPr>
-              <w:pStyle w:val="Normal"/>
-              <w:jc w:val="center"/>
-              <w:pBdr>
-                <w:bottom w:val="none" w:sz="0" w:space="0" w:color="000000"/>
-                <w:top w:val="none" w:sz="0" w:space="0" w:color="000000"/>
-                <w:left w:val="none" w:sz="0" w:space="0" w:color="000000"/>
-                <w:right w:val="none" w:sz="0" w:space="0" w:color="000000"/>
-              </w:pBdr>
-              <w:spacing w:after="100" w:before="100" w:line="240"/>
-              <w:ind w:left="100" w:right="100" w:firstLine="0" w:firstLineChars="0"/>
-              <w:rPr>
-                <w:rFonts w:ascii="Helvetica" w:hAnsi="Helvetica" w:eastAsia="Helvetica" w:cs="Helvetica"/>
-                <w:i w:val="false"/>
-                <w:b w:val="false"/>
-                <w:u w:val="none"/>
-                <w:sz w:val="22"/>
-                <w:szCs w:val="22"/>
-                <w:color w:val="000000"/>
-              </w:rPr>
-            </w:pPr>
-            <w:r>
-              <w:rPr>
-                <w:rFonts w:ascii="Helvetica" w:hAnsi="Helvetica" w:eastAsia="Helvetica" w:cs="Helvetica"/>
-                <w:i w:val="false"/>
-                <w:b w:val="false"/>
-                <w:u w:val="none"/>
-                <w:sz w:val="22"/>
-                <w:szCs w:val="22"/>
-                <w:color w:val="000000"/>
-              </w:rPr>
-              <w:t xml:space="preserve">0.880</w:t>
+              <w:t xml:space="preserve">0.90</w:t>
+            </w:r>
+          </w:p>
+        </w:tc>
+        <w:tc>
+          <w:tcPr>
+            <w:tcBorders>
+              <w:bottom w:val="none" w:sz="0" w:space="0" w:color="000000"/>
+              <w:top w:val="none" w:sz="0" w:space="0" w:color="000000"/>
+              <w:left w:val="none" w:sz="0" w:space="0" w:color="000000"/>
+              <w:right w:val="none" w:sz="0" w:space="0" w:color="000000"/>
+            </w:tcBorders>
+            <w:shd w:val="clear" w:color="auto" w:fill="FFFFFF"/>
+            <w:tcMar>
+              <w:top w:w="0" w:type="dxa"/>
+              <w:bottom w:w="0" w:type="dxa"/>
+              <w:left w:w="0" w:type="dxa"/>
+              <w:right w:w="0" w:type="dxa"/>
+            </w:tcMar>
+            <w:vAlign w:val="top"/>
+          </w:tcPr>
+          <w:p>
+            <w:pPr>
+              <w:pStyle w:val="Normal"/>
+              <w:jc w:val="center"/>
+              <w:pBdr>
+                <w:bottom w:val="none" w:sz="0" w:space="0" w:color="000000"/>
+                <w:top w:val="none" w:sz="0" w:space="0" w:color="000000"/>
+                <w:left w:val="none" w:sz="0" w:space="0" w:color="000000"/>
+                <w:right w:val="none" w:sz="0" w:space="0" w:color="000000"/>
+              </w:pBdr>
+              <w:spacing w:after="100" w:before="100" w:line="240"/>
+              <w:ind w:left="100" w:right="100" w:firstLine="0" w:firstLineChars="0"/>
+              <w:rPr>
+                <w:rFonts w:ascii="Helvetica" w:hAnsi="Helvetica" w:eastAsia="Helvetica" w:cs="Helvetica"/>
+                <w:i w:val="false"/>
+                <w:b w:val="false"/>
+                <w:u w:val="none"/>
+                <w:sz w:val="22"/>
+                <w:szCs w:val="22"/>
+                <w:color w:val="000000"/>
+              </w:rPr>
+            </w:pPr>
+            <w:r>
+              <w:rPr>
+                <w:rFonts w:ascii="Helvetica" w:hAnsi="Helvetica" w:eastAsia="Helvetica" w:cs="Helvetica"/>
+                <w:i w:val="false"/>
+                <w:b w:val="false"/>
+                <w:u w:val="none"/>
+                <w:sz w:val="22"/>
+                <w:szCs w:val="22"/>
+                <w:color w:val="000000"/>
+              </w:rPr>
+              <w:t xml:space="preserve">0.17, 4.75</w:t>
+            </w:r>
+          </w:p>
+        </w:tc>
+        <w:tc>
+          <w:tcPr>
+            <w:tcBorders>
+              <w:bottom w:val="none" w:sz="0" w:space="0" w:color="000000"/>
+              <w:top w:val="none" w:sz="0" w:space="0" w:color="000000"/>
+              <w:left w:val="none" w:sz="0" w:space="0" w:color="000000"/>
+              <w:right w:val="none" w:sz="0" w:space="0" w:color="000000"/>
+            </w:tcBorders>
+            <w:shd w:val="clear" w:color="auto" w:fill="FFFFFF"/>
+            <w:tcMar>
+              <w:top w:w="0" w:type="dxa"/>
+              <w:bottom w:w="0" w:type="dxa"/>
+              <w:left w:w="0" w:type="dxa"/>
+              <w:right w:w="0" w:type="dxa"/>
+            </w:tcMar>
+            <w:vAlign w:val="top"/>
+          </w:tcPr>
+          <w:p>
+            <w:pPr>
+              <w:pStyle w:val="Normal"/>
+              <w:jc w:val="center"/>
+              <w:pBdr>
+                <w:bottom w:val="none" w:sz="0" w:space="0" w:color="000000"/>
+                <w:top w:val="none" w:sz="0" w:space="0" w:color="000000"/>
+                <w:left w:val="none" w:sz="0" w:space="0" w:color="000000"/>
+                <w:right w:val="none" w:sz="0" w:space="0" w:color="000000"/>
+              </w:pBdr>
+              <w:spacing w:after="100" w:before="100" w:line="240"/>
+              <w:ind w:left="100" w:right="100" w:firstLine="0" w:firstLineChars="0"/>
+              <w:rPr>
+                <w:rFonts w:ascii="Helvetica" w:hAnsi="Helvetica" w:eastAsia="Helvetica" w:cs="Helvetica"/>
+                <w:i w:val="false"/>
+                <w:b w:val="false"/>
+                <w:u w:val="none"/>
+                <w:sz w:val="22"/>
+                <w:szCs w:val="22"/>
+                <w:color w:val="000000"/>
+              </w:rPr>
+            </w:pPr>
+            <w:r>
+              <w:rPr>
+                <w:rFonts w:ascii="Helvetica" w:hAnsi="Helvetica" w:eastAsia="Helvetica" w:cs="Helvetica"/>
+                <w:i w:val="false"/>
+                <w:b w:val="false"/>
+                <w:u w:val="none"/>
+                <w:sz w:val="22"/>
+                <w:szCs w:val="22"/>
+                <w:color w:val="000000"/>
+              </w:rPr>
+              <w:t xml:space="preserve">0.900</w:t>
             </w:r>
           </w:p>
         </w:tc>
@@ -5185,7 +5185,7 @@
                 <w:szCs w:val="22"/>
                 <w:color w:val="000000"/>
               </w:rPr>
-              <w:t xml:space="preserve">143</w:t>
+              <w:t xml:space="preserve">142</w:t>
             </w:r>
           </w:p>
         </w:tc>
@@ -5397,7 +5397,7 @@
                 <w:szCs w:val="22"/>
                 <w:color w:val="000000"/>
               </w:rPr>
-              <w:t xml:space="preserve">143</w:t>
+              <w:t xml:space="preserve">142</w:t>
             </w:r>
           </w:p>
         </w:tc>
@@ -6204,60 +6204,60 @@
                 <w:szCs w:val="22"/>
                 <w:color w:val="000000"/>
               </w:rPr>
-              <w:t xml:space="preserve">28,334</w:t>
-            </w:r>
-          </w:p>
-        </w:tc>
-        <w:tc>
-          <w:tcPr>
-            <w:tcBorders>
-              <w:bottom w:val="none" w:sz="0" w:space="0" w:color="000000"/>
-              <w:top w:val="none" w:sz="0" w:space="0" w:color="000000"/>
-              <w:left w:val="none" w:sz="0" w:space="0" w:color="000000"/>
-              <w:right w:val="none" w:sz="0" w:space="0" w:color="000000"/>
-            </w:tcBorders>
-            <w:shd w:val="clear" w:color="auto" w:fill="FFFFFF"/>
-            <w:tcMar>
-              <w:top w:w="0" w:type="dxa"/>
-              <w:bottom w:w="0" w:type="dxa"/>
-              <w:left w:w="0" w:type="dxa"/>
-              <w:right w:w="0" w:type="dxa"/>
-            </w:tcMar>
-            <w:vAlign w:val="top"/>
-          </w:tcPr>
-          <w:p>
-            <w:pPr>
-              <w:pStyle w:val="Normal"/>
-              <w:jc w:val="center"/>
-              <w:pBdr>
-                <w:bottom w:val="none" w:sz="0" w:space="0" w:color="000000"/>
-                <w:top w:val="none" w:sz="0" w:space="0" w:color="000000"/>
-                <w:left w:val="none" w:sz="0" w:space="0" w:color="000000"/>
-                <w:right w:val="none" w:sz="0" w:space="0" w:color="000000"/>
-              </w:pBdr>
-              <w:spacing w:after="100" w:before="100" w:line="240"/>
-              <w:ind w:left="100" w:right="100" w:firstLine="0" w:firstLineChars="0"/>
-              <w:rPr>
-                <w:rFonts w:ascii="Helvetica" w:hAnsi="Helvetica" w:eastAsia="Helvetica" w:cs="Helvetica"/>
-                <w:i w:val="false"/>
-                <w:b w:val="false"/>
-                <w:u w:val="none"/>
-                <w:sz w:val="22"/>
-                <w:szCs w:val="22"/>
-                <w:color w:val="000000"/>
-              </w:rPr>
-            </w:pPr>
-            <w:r>
-              <w:rPr>
-                <w:rFonts w:ascii="Helvetica" w:hAnsi="Helvetica" w:eastAsia="Helvetica" w:cs="Helvetica"/>
-                <w:i w:val="false"/>
-                <w:b w:val="false"/>
-                <w:u w:val="none"/>
-                <w:sz w:val="22"/>
-                <w:szCs w:val="22"/>
-                <w:color w:val="000000"/>
-              </w:rPr>
-              <w:t xml:space="preserve">6,675, 120,276</w:t>
+              <w:t xml:space="preserve">28,002</w:t>
+            </w:r>
+          </w:p>
+        </w:tc>
+        <w:tc>
+          <w:tcPr>
+            <w:tcBorders>
+              <w:bottom w:val="none" w:sz="0" w:space="0" w:color="000000"/>
+              <w:top w:val="none" w:sz="0" w:space="0" w:color="000000"/>
+              <w:left w:val="none" w:sz="0" w:space="0" w:color="000000"/>
+              <w:right w:val="none" w:sz="0" w:space="0" w:color="000000"/>
+            </w:tcBorders>
+            <w:shd w:val="clear" w:color="auto" w:fill="FFFFFF"/>
+            <w:tcMar>
+              <w:top w:w="0" w:type="dxa"/>
+              <w:bottom w:w="0" w:type="dxa"/>
+              <w:left w:w="0" w:type="dxa"/>
+              <w:right w:w="0" w:type="dxa"/>
+            </w:tcMar>
+            <w:vAlign w:val="top"/>
+          </w:tcPr>
+          <w:p>
+            <w:pPr>
+              <w:pStyle w:val="Normal"/>
+              <w:jc w:val="center"/>
+              <w:pBdr>
+                <w:bottom w:val="none" w:sz="0" w:space="0" w:color="000000"/>
+                <w:top w:val="none" w:sz="0" w:space="0" w:color="000000"/>
+                <w:left w:val="none" w:sz="0" w:space="0" w:color="000000"/>
+                <w:right w:val="none" w:sz="0" w:space="0" w:color="000000"/>
+              </w:pBdr>
+              <w:spacing w:after="100" w:before="100" w:line="240"/>
+              <w:ind w:left="100" w:right="100" w:firstLine="0" w:firstLineChars="0"/>
+              <w:rPr>
+                <w:rFonts w:ascii="Helvetica" w:hAnsi="Helvetica" w:eastAsia="Helvetica" w:cs="Helvetica"/>
+                <w:i w:val="false"/>
+                <w:b w:val="false"/>
+                <w:u w:val="none"/>
+                <w:sz w:val="22"/>
+                <w:szCs w:val="22"/>
+                <w:color w:val="000000"/>
+              </w:rPr>
+            </w:pPr>
+            <w:r>
+              <w:rPr>
+                <w:rFonts w:ascii="Helvetica" w:hAnsi="Helvetica" w:eastAsia="Helvetica" w:cs="Helvetica"/>
+                <w:i w:val="false"/>
+                <w:b w:val="false"/>
+                <w:u w:val="none"/>
+                <w:sz w:val="22"/>
+                <w:szCs w:val="22"/>
+                <w:color w:val="000000"/>
+              </w:rPr>
+              <w:t xml:space="preserve">6,564, 119,450</w:t>
             </w:r>
           </w:p>
         </w:tc>
@@ -6416,113 +6416,113 @@
                 <w:szCs w:val="22"/>
                 <w:color w:val="000000"/>
               </w:rPr>
-              <w:t xml:space="preserve">0.03</w:t>
-            </w:r>
-          </w:p>
-        </w:tc>
-        <w:tc>
-          <w:tcPr>
-            <w:tcBorders>
-              <w:bottom w:val="none" w:sz="0" w:space="0" w:color="000000"/>
-              <w:top w:val="none" w:sz="0" w:space="0" w:color="000000"/>
-              <w:left w:val="none" w:sz="0" w:space="0" w:color="000000"/>
-              <w:right w:val="none" w:sz="0" w:space="0" w:color="000000"/>
-            </w:tcBorders>
-            <w:shd w:val="clear" w:color="auto" w:fill="FFFFFF"/>
-            <w:tcMar>
-              <w:top w:w="0" w:type="dxa"/>
-              <w:bottom w:w="0" w:type="dxa"/>
-              <w:left w:w="0" w:type="dxa"/>
-              <w:right w:w="0" w:type="dxa"/>
-            </w:tcMar>
-            <w:vAlign w:val="top"/>
-          </w:tcPr>
-          <w:p>
-            <w:pPr>
-              <w:pStyle w:val="Normal"/>
-              <w:jc w:val="center"/>
-              <w:pBdr>
-                <w:bottom w:val="none" w:sz="0" w:space="0" w:color="000000"/>
-                <w:top w:val="none" w:sz="0" w:space="0" w:color="000000"/>
-                <w:left w:val="none" w:sz="0" w:space="0" w:color="000000"/>
-                <w:right w:val="none" w:sz="0" w:space="0" w:color="000000"/>
-              </w:pBdr>
-              <w:spacing w:after="100" w:before="100" w:line="240"/>
-              <w:ind w:left="100" w:right="100" w:firstLine="0" w:firstLineChars="0"/>
-              <w:rPr>
-                <w:rFonts w:ascii="Helvetica" w:hAnsi="Helvetica" w:eastAsia="Helvetica" w:cs="Helvetica"/>
-                <w:i w:val="false"/>
-                <w:b w:val="false"/>
-                <w:u w:val="none"/>
-                <w:sz w:val="22"/>
-                <w:szCs w:val="22"/>
-                <w:color w:val="000000"/>
-              </w:rPr>
-            </w:pPr>
-            <w:r>
-              <w:rPr>
-                <w:rFonts w:ascii="Helvetica" w:hAnsi="Helvetica" w:eastAsia="Helvetica" w:cs="Helvetica"/>
-                <w:i w:val="false"/>
-                <w:b w:val="false"/>
-                <w:u w:val="none"/>
-                <w:sz w:val="22"/>
-                <w:szCs w:val="22"/>
-                <w:color w:val="000000"/>
-              </w:rPr>
-              <w:t xml:space="preserve">0.00, 1.09</w:t>
-            </w:r>
-          </w:p>
-        </w:tc>
-        <w:tc>
-          <w:tcPr>
-            <w:tcBorders>
-              <w:bottom w:val="none" w:sz="0" w:space="0" w:color="000000"/>
-              <w:top w:val="none" w:sz="0" w:space="0" w:color="000000"/>
-              <w:left w:val="none" w:sz="0" w:space="0" w:color="000000"/>
-              <w:right w:val="none" w:sz="0" w:space="0" w:color="000000"/>
-            </w:tcBorders>
-            <w:shd w:val="clear" w:color="auto" w:fill="FFFFFF"/>
-            <w:tcMar>
-              <w:top w:w="0" w:type="dxa"/>
-              <w:bottom w:w="0" w:type="dxa"/>
-              <w:left w:w="0" w:type="dxa"/>
-              <w:right w:w="0" w:type="dxa"/>
-            </w:tcMar>
-            <w:vAlign w:val="top"/>
-          </w:tcPr>
-          <w:p>
-            <w:pPr>
-              <w:pStyle w:val="Normal"/>
-              <w:jc w:val="center"/>
-              <w:pBdr>
-                <w:bottom w:val="none" w:sz="0" w:space="0" w:color="000000"/>
-                <w:top w:val="none" w:sz="0" w:space="0" w:color="000000"/>
-                <w:left w:val="none" w:sz="0" w:space="0" w:color="000000"/>
-                <w:right w:val="none" w:sz="0" w:space="0" w:color="000000"/>
-              </w:pBdr>
-              <w:spacing w:after="100" w:before="100" w:line="240"/>
-              <w:ind w:left="100" w:right="100" w:firstLine="0" w:firstLineChars="0"/>
-              <w:rPr>
-                <w:rFonts w:ascii="Helvetica" w:hAnsi="Helvetica" w:eastAsia="Helvetica" w:cs="Helvetica"/>
-                <w:i w:val="false"/>
-                <w:b w:val="false"/>
-                <w:u w:val="none"/>
-                <w:sz w:val="22"/>
-                <w:szCs w:val="22"/>
-                <w:color w:val="000000"/>
-              </w:rPr>
-            </w:pPr>
-            <w:r>
-              <w:rPr>
-                <w:rFonts w:ascii="Helvetica" w:hAnsi="Helvetica" w:eastAsia="Helvetica" w:cs="Helvetica"/>
-                <w:i w:val="false"/>
-                <w:b w:val="false"/>
-                <w:u w:val="none"/>
-                <w:sz w:val="22"/>
-                <w:szCs w:val="22"/>
-                <w:color w:val="000000"/>
-              </w:rPr>
-              <w:t xml:space="preserve">0.056</w:t>
+              <w:t xml:space="preserve">0.10</w:t>
+            </w:r>
+          </w:p>
+        </w:tc>
+        <w:tc>
+          <w:tcPr>
+            <w:tcBorders>
+              <w:bottom w:val="none" w:sz="0" w:space="0" w:color="000000"/>
+              <w:top w:val="none" w:sz="0" w:space="0" w:color="000000"/>
+              <w:left w:val="none" w:sz="0" w:space="0" w:color="000000"/>
+              <w:right w:val="none" w:sz="0" w:space="0" w:color="000000"/>
+            </w:tcBorders>
+            <w:shd w:val="clear" w:color="auto" w:fill="FFFFFF"/>
+            <w:tcMar>
+              <w:top w:w="0" w:type="dxa"/>
+              <w:bottom w:w="0" w:type="dxa"/>
+              <w:left w:w="0" w:type="dxa"/>
+              <w:right w:w="0" w:type="dxa"/>
+            </w:tcMar>
+            <w:vAlign w:val="top"/>
+          </w:tcPr>
+          <w:p>
+            <w:pPr>
+              <w:pStyle w:val="Normal"/>
+              <w:jc w:val="center"/>
+              <w:pBdr>
+                <w:bottom w:val="none" w:sz="0" w:space="0" w:color="000000"/>
+                <w:top w:val="none" w:sz="0" w:space="0" w:color="000000"/>
+                <w:left w:val="none" w:sz="0" w:space="0" w:color="000000"/>
+                <w:right w:val="none" w:sz="0" w:space="0" w:color="000000"/>
+              </w:pBdr>
+              <w:spacing w:after="100" w:before="100" w:line="240"/>
+              <w:ind w:left="100" w:right="100" w:firstLine="0" w:firstLineChars="0"/>
+              <w:rPr>
+                <w:rFonts w:ascii="Helvetica" w:hAnsi="Helvetica" w:eastAsia="Helvetica" w:cs="Helvetica"/>
+                <w:i w:val="false"/>
+                <w:b w:val="false"/>
+                <w:u w:val="none"/>
+                <w:sz w:val="22"/>
+                <w:szCs w:val="22"/>
+                <w:color w:val="000000"/>
+              </w:rPr>
+            </w:pPr>
+            <w:r>
+              <w:rPr>
+                <w:rFonts w:ascii="Helvetica" w:hAnsi="Helvetica" w:eastAsia="Helvetica" w:cs="Helvetica"/>
+                <w:i w:val="false"/>
+                <w:b w:val="false"/>
+                <w:u w:val="none"/>
+                <w:sz w:val="22"/>
+                <w:szCs w:val="22"/>
+                <w:color w:val="000000"/>
+              </w:rPr>
+              <w:t xml:space="preserve">0.00, 5.42</w:t>
+            </w:r>
+          </w:p>
+        </w:tc>
+        <w:tc>
+          <w:tcPr>
+            <w:tcBorders>
+              <w:bottom w:val="none" w:sz="0" w:space="0" w:color="000000"/>
+              <w:top w:val="none" w:sz="0" w:space="0" w:color="000000"/>
+              <w:left w:val="none" w:sz="0" w:space="0" w:color="000000"/>
+              <w:right w:val="none" w:sz="0" w:space="0" w:color="000000"/>
+            </w:tcBorders>
+            <w:shd w:val="clear" w:color="auto" w:fill="FFFFFF"/>
+            <w:tcMar>
+              <w:top w:w="0" w:type="dxa"/>
+              <w:bottom w:w="0" w:type="dxa"/>
+              <w:left w:w="0" w:type="dxa"/>
+              <w:right w:w="0" w:type="dxa"/>
+            </w:tcMar>
+            <w:vAlign w:val="top"/>
+          </w:tcPr>
+          <w:p>
+            <w:pPr>
+              <w:pStyle w:val="Normal"/>
+              <w:jc w:val="center"/>
+              <w:pBdr>
+                <w:bottom w:val="none" w:sz="0" w:space="0" w:color="000000"/>
+                <w:top w:val="none" w:sz="0" w:space="0" w:color="000000"/>
+                <w:left w:val="none" w:sz="0" w:space="0" w:color="000000"/>
+                <w:right w:val="none" w:sz="0" w:space="0" w:color="000000"/>
+              </w:pBdr>
+              <w:spacing w:after="100" w:before="100" w:line="240"/>
+              <w:ind w:left="100" w:right="100" w:firstLine="0" w:firstLineChars="0"/>
+              <w:rPr>
+                <w:rFonts w:ascii="Helvetica" w:hAnsi="Helvetica" w:eastAsia="Helvetica" w:cs="Helvetica"/>
+                <w:i w:val="false"/>
+                <w:b w:val="false"/>
+                <w:u w:val="none"/>
+                <w:sz w:val="22"/>
+                <w:szCs w:val="22"/>
+                <w:color w:val="000000"/>
+              </w:rPr>
+            </w:pPr>
+            <w:r>
+              <w:rPr>
+                <w:rFonts w:ascii="Helvetica" w:hAnsi="Helvetica" w:eastAsia="Helvetica" w:cs="Helvetica"/>
+                <w:i w:val="false"/>
+                <w:b w:val="false"/>
+                <w:u w:val="none"/>
+                <w:sz w:val="22"/>
+                <w:szCs w:val="22"/>
+                <w:color w:val="000000"/>
+              </w:rPr>
+              <w:t xml:space="preserve">0.260</w:t>
             </w:r>
           </w:p>
         </w:tc>
@@ -6740,7 +6740,7 @@
                 <w:szCs w:val="22"/>
                 <w:color w:val="000000"/>
               </w:rPr>
-              <w:t xml:space="preserve">0.34, 2.97</w:t>
+              <w:t xml:space="preserve">0.33, 2.99</w:t>
             </w:r>
           </w:p>
         </w:tc>
@@ -7170,60 +7170,60 @@
                 <w:szCs w:val="22"/>
                 <w:color w:val="000000"/>
               </w:rPr>
-              <w:t xml:space="preserve">32,797</w:t>
-            </w:r>
-          </w:p>
-        </w:tc>
-        <w:tc>
-          <w:tcPr>
-            <w:tcBorders>
-              <w:bottom w:val="none" w:sz="0" w:space="0" w:color="000000"/>
-              <w:top w:val="none" w:sz="0" w:space="0" w:color="000000"/>
-              <w:left w:val="none" w:sz="0" w:space="0" w:color="000000"/>
-              <w:right w:val="none" w:sz="0" w:space="0" w:color="000000"/>
-            </w:tcBorders>
-            <w:shd w:val="clear" w:color="auto" w:fill="FFFFFF"/>
-            <w:tcMar>
-              <w:top w:w="0" w:type="dxa"/>
-              <w:bottom w:w="0" w:type="dxa"/>
-              <w:left w:w="0" w:type="dxa"/>
-              <w:right w:w="0" w:type="dxa"/>
-            </w:tcMar>
-            <w:vAlign w:val="top"/>
-          </w:tcPr>
-          <w:p>
-            <w:pPr>
-              <w:pStyle w:val="Normal"/>
-              <w:jc w:val="center"/>
-              <w:pBdr>
-                <w:bottom w:val="none" w:sz="0" w:space="0" w:color="000000"/>
-                <w:top w:val="none" w:sz="0" w:space="0" w:color="000000"/>
-                <w:left w:val="none" w:sz="0" w:space="0" w:color="000000"/>
-                <w:right w:val="none" w:sz="0" w:space="0" w:color="000000"/>
-              </w:pBdr>
-              <w:spacing w:after="100" w:before="100" w:line="240"/>
-              <w:ind w:left="100" w:right="100" w:firstLine="0" w:firstLineChars="0"/>
-              <w:rPr>
-                <w:rFonts w:ascii="Helvetica" w:hAnsi="Helvetica" w:eastAsia="Helvetica" w:cs="Helvetica"/>
-                <w:i w:val="false"/>
-                <w:b w:val="false"/>
-                <w:u w:val="none"/>
-                <w:sz w:val="22"/>
-                <w:szCs w:val="22"/>
-                <w:color w:val="000000"/>
-              </w:rPr>
-            </w:pPr>
-            <w:r>
-              <w:rPr>
-                <w:rFonts w:ascii="Helvetica" w:hAnsi="Helvetica" w:eastAsia="Helvetica" w:cs="Helvetica"/>
-                <w:i w:val="false"/>
-                <w:b w:val="false"/>
-                <w:u w:val="none"/>
-                <w:sz w:val="22"/>
-                <w:szCs w:val="22"/>
-                <w:color w:val="000000"/>
-              </w:rPr>
-              <w:t xml:space="preserve">11,079, 97,086</w:t>
+              <w:t xml:space="preserve">32,413</w:t>
+            </w:r>
+          </w:p>
+        </w:tc>
+        <w:tc>
+          <w:tcPr>
+            <w:tcBorders>
+              <w:bottom w:val="none" w:sz="0" w:space="0" w:color="000000"/>
+              <w:top w:val="none" w:sz="0" w:space="0" w:color="000000"/>
+              <w:left w:val="none" w:sz="0" w:space="0" w:color="000000"/>
+              <w:right w:val="none" w:sz="0" w:space="0" w:color="000000"/>
+            </w:tcBorders>
+            <w:shd w:val="clear" w:color="auto" w:fill="FFFFFF"/>
+            <w:tcMar>
+              <w:top w:w="0" w:type="dxa"/>
+              <w:bottom w:w="0" w:type="dxa"/>
+              <w:left w:w="0" w:type="dxa"/>
+              <w:right w:w="0" w:type="dxa"/>
+            </w:tcMar>
+            <w:vAlign w:val="top"/>
+          </w:tcPr>
+          <w:p>
+            <w:pPr>
+              <w:pStyle w:val="Normal"/>
+              <w:jc w:val="center"/>
+              <w:pBdr>
+                <w:bottom w:val="none" w:sz="0" w:space="0" w:color="000000"/>
+                <w:top w:val="none" w:sz="0" w:space="0" w:color="000000"/>
+                <w:left w:val="none" w:sz="0" w:space="0" w:color="000000"/>
+                <w:right w:val="none" w:sz="0" w:space="0" w:color="000000"/>
+              </w:pBdr>
+              <w:spacing w:after="100" w:before="100" w:line="240"/>
+              <w:ind w:left="100" w:right="100" w:firstLine="0" w:firstLineChars="0"/>
+              <w:rPr>
+                <w:rFonts w:ascii="Helvetica" w:hAnsi="Helvetica" w:eastAsia="Helvetica" w:cs="Helvetica"/>
+                <w:i w:val="false"/>
+                <w:b w:val="false"/>
+                <w:u w:val="none"/>
+                <w:sz w:val="22"/>
+                <w:szCs w:val="22"/>
+                <w:color w:val="000000"/>
+              </w:rPr>
+            </w:pPr>
+            <w:r>
+              <w:rPr>
+                <w:rFonts w:ascii="Helvetica" w:hAnsi="Helvetica" w:eastAsia="Helvetica" w:cs="Helvetica"/>
+                <w:i w:val="false"/>
+                <w:b w:val="false"/>
+                <w:u w:val="none"/>
+                <w:sz w:val="22"/>
+                <w:szCs w:val="22"/>
+                <w:color w:val="000000"/>
+              </w:rPr>
+              <w:t xml:space="preserve">10,879, 96,575</w:t>
             </w:r>
           </w:p>
         </w:tc>
@@ -7382,113 +7382,113 @@
                 <w:szCs w:val="22"/>
                 <w:color w:val="000000"/>
               </w:rPr>
-              <w:t xml:space="preserve">1.26</w:t>
-            </w:r>
-          </w:p>
-        </w:tc>
-        <w:tc>
-          <w:tcPr>
-            <w:tcBorders>
-              <w:bottom w:val="none" w:sz="0" w:space="0" w:color="000000"/>
-              <w:top w:val="none" w:sz="0" w:space="0" w:color="000000"/>
-              <w:left w:val="none" w:sz="0" w:space="0" w:color="000000"/>
-              <w:right w:val="none" w:sz="0" w:space="0" w:color="000000"/>
-            </w:tcBorders>
-            <w:shd w:val="clear" w:color="auto" w:fill="FFFFFF"/>
-            <w:tcMar>
-              <w:top w:w="0" w:type="dxa"/>
-              <w:bottom w:w="0" w:type="dxa"/>
-              <w:left w:w="0" w:type="dxa"/>
-              <w:right w:w="0" w:type="dxa"/>
-            </w:tcMar>
-            <w:vAlign w:val="top"/>
-          </w:tcPr>
-          <w:p>
-            <w:pPr>
-              <w:pStyle w:val="Normal"/>
-              <w:jc w:val="center"/>
-              <w:pBdr>
-                <w:bottom w:val="none" w:sz="0" w:space="0" w:color="000000"/>
-                <w:top w:val="none" w:sz="0" w:space="0" w:color="000000"/>
-                <w:left w:val="none" w:sz="0" w:space="0" w:color="000000"/>
-                <w:right w:val="none" w:sz="0" w:space="0" w:color="000000"/>
-              </w:pBdr>
-              <w:spacing w:after="100" w:before="100" w:line="240"/>
-              <w:ind w:left="100" w:right="100" w:firstLine="0" w:firstLineChars="0"/>
-              <w:rPr>
-                <w:rFonts w:ascii="Helvetica" w:hAnsi="Helvetica" w:eastAsia="Helvetica" w:cs="Helvetica"/>
-                <w:i w:val="false"/>
-                <w:b w:val="false"/>
-                <w:u w:val="none"/>
-                <w:sz w:val="22"/>
-                <w:szCs w:val="22"/>
-                <w:color w:val="000000"/>
-              </w:rPr>
-            </w:pPr>
-            <w:r>
-              <w:rPr>
-                <w:rFonts w:ascii="Helvetica" w:hAnsi="Helvetica" w:eastAsia="Helvetica" w:cs="Helvetica"/>
-                <w:i w:val="false"/>
-                <w:b w:val="false"/>
-                <w:u w:val="none"/>
-                <w:sz w:val="22"/>
-                <w:szCs w:val="22"/>
-                <w:color w:val="000000"/>
-              </w:rPr>
-              <w:t xml:space="preserve">0.01, 261</w:t>
-            </w:r>
-          </w:p>
-        </w:tc>
-        <w:tc>
-          <w:tcPr>
-            <w:tcBorders>
-              <w:bottom w:val="none" w:sz="0" w:space="0" w:color="000000"/>
-              <w:top w:val="none" w:sz="0" w:space="0" w:color="000000"/>
-              <w:left w:val="none" w:sz="0" w:space="0" w:color="000000"/>
-              <w:right w:val="none" w:sz="0" w:space="0" w:color="000000"/>
-            </w:tcBorders>
-            <w:shd w:val="clear" w:color="auto" w:fill="FFFFFF"/>
-            <w:tcMar>
-              <w:top w:w="0" w:type="dxa"/>
-              <w:bottom w:w="0" w:type="dxa"/>
-              <w:left w:w="0" w:type="dxa"/>
-              <w:right w:w="0" w:type="dxa"/>
-            </w:tcMar>
-            <w:vAlign w:val="top"/>
-          </w:tcPr>
-          <w:p>
-            <w:pPr>
-              <w:pStyle w:val="Normal"/>
-              <w:jc w:val="center"/>
-              <w:pBdr>
-                <w:bottom w:val="none" w:sz="0" w:space="0" w:color="000000"/>
-                <w:top w:val="none" w:sz="0" w:space="0" w:color="000000"/>
-                <w:left w:val="none" w:sz="0" w:space="0" w:color="000000"/>
-                <w:right w:val="none" w:sz="0" w:space="0" w:color="000000"/>
-              </w:pBdr>
-              <w:spacing w:after="100" w:before="100" w:line="240"/>
-              <w:ind w:left="100" w:right="100" w:firstLine="0" w:firstLineChars="0"/>
-              <w:rPr>
-                <w:rFonts w:ascii="Helvetica" w:hAnsi="Helvetica" w:eastAsia="Helvetica" w:cs="Helvetica"/>
-                <w:i w:val="false"/>
-                <w:b w:val="false"/>
-                <w:u w:val="none"/>
-                <w:sz w:val="22"/>
-                <w:szCs w:val="22"/>
-                <w:color w:val="000000"/>
-              </w:rPr>
-            </w:pPr>
-            <w:r>
-              <w:rPr>
-                <w:rFonts w:ascii="Helvetica" w:hAnsi="Helvetica" w:eastAsia="Helvetica" w:cs="Helvetica"/>
-                <w:i w:val="false"/>
-                <w:b w:val="false"/>
-                <w:u w:val="none"/>
-                <w:sz w:val="22"/>
-                <w:szCs w:val="22"/>
-                <w:color w:val="000000"/>
-              </w:rPr>
-              <w:t xml:space="preserve">0.930</w:t>
+              <w:t xml:space="preserve">4.37</w:t>
+            </w:r>
+          </w:p>
+        </w:tc>
+        <w:tc>
+          <w:tcPr>
+            <w:tcBorders>
+              <w:bottom w:val="none" w:sz="0" w:space="0" w:color="000000"/>
+              <w:top w:val="none" w:sz="0" w:space="0" w:color="000000"/>
+              <w:left w:val="none" w:sz="0" w:space="0" w:color="000000"/>
+              <w:right w:val="none" w:sz="0" w:space="0" w:color="000000"/>
+            </w:tcBorders>
+            <w:shd w:val="clear" w:color="auto" w:fill="FFFFFF"/>
+            <w:tcMar>
+              <w:top w:w="0" w:type="dxa"/>
+              <w:bottom w:w="0" w:type="dxa"/>
+              <w:left w:w="0" w:type="dxa"/>
+              <w:right w:w="0" w:type="dxa"/>
+            </w:tcMar>
+            <w:vAlign w:val="top"/>
+          </w:tcPr>
+          <w:p>
+            <w:pPr>
+              <w:pStyle w:val="Normal"/>
+              <w:jc w:val="center"/>
+              <w:pBdr>
+                <w:bottom w:val="none" w:sz="0" w:space="0" w:color="000000"/>
+                <w:top w:val="none" w:sz="0" w:space="0" w:color="000000"/>
+                <w:left w:val="none" w:sz="0" w:space="0" w:color="000000"/>
+                <w:right w:val="none" w:sz="0" w:space="0" w:color="000000"/>
+              </w:pBdr>
+              <w:spacing w:after="100" w:before="100" w:line="240"/>
+              <w:ind w:left="100" w:right="100" w:firstLine="0" w:firstLineChars="0"/>
+              <w:rPr>
+                <w:rFonts w:ascii="Helvetica" w:hAnsi="Helvetica" w:eastAsia="Helvetica" w:cs="Helvetica"/>
+                <w:i w:val="false"/>
+                <w:b w:val="false"/>
+                <w:u w:val="none"/>
+                <w:sz w:val="22"/>
+                <w:szCs w:val="22"/>
+                <w:color w:val="000000"/>
+              </w:rPr>
+            </w:pPr>
+            <w:r>
+              <w:rPr>
+                <w:rFonts w:ascii="Helvetica" w:hAnsi="Helvetica" w:eastAsia="Helvetica" w:cs="Helvetica"/>
+                <w:i w:val="false"/>
+                <w:b w:val="false"/>
+                <w:u w:val="none"/>
+                <w:sz w:val="22"/>
+                <w:szCs w:val="22"/>
+                <w:color w:val="000000"/>
+              </w:rPr>
+              <w:t xml:space="preserve">0.00, 6,042</w:t>
+            </w:r>
+          </w:p>
+        </w:tc>
+        <w:tc>
+          <w:tcPr>
+            <w:tcBorders>
+              <w:bottom w:val="none" w:sz="0" w:space="0" w:color="000000"/>
+              <w:top w:val="none" w:sz="0" w:space="0" w:color="000000"/>
+              <w:left w:val="none" w:sz="0" w:space="0" w:color="000000"/>
+              <w:right w:val="none" w:sz="0" w:space="0" w:color="000000"/>
+            </w:tcBorders>
+            <w:shd w:val="clear" w:color="auto" w:fill="FFFFFF"/>
+            <w:tcMar>
+              <w:top w:w="0" w:type="dxa"/>
+              <w:bottom w:w="0" w:type="dxa"/>
+              <w:left w:w="0" w:type="dxa"/>
+              <w:right w:w="0" w:type="dxa"/>
+            </w:tcMar>
+            <w:vAlign w:val="top"/>
+          </w:tcPr>
+          <w:p>
+            <w:pPr>
+              <w:pStyle w:val="Normal"/>
+              <w:jc w:val="center"/>
+              <w:pBdr>
+                <w:bottom w:val="none" w:sz="0" w:space="0" w:color="000000"/>
+                <w:top w:val="none" w:sz="0" w:space="0" w:color="000000"/>
+                <w:left w:val="none" w:sz="0" w:space="0" w:color="000000"/>
+                <w:right w:val="none" w:sz="0" w:space="0" w:color="000000"/>
+              </w:pBdr>
+              <w:spacing w:after="100" w:before="100" w:line="240"/>
+              <w:ind w:left="100" w:right="100" w:firstLine="0" w:firstLineChars="0"/>
+              <w:rPr>
+                <w:rFonts w:ascii="Helvetica" w:hAnsi="Helvetica" w:eastAsia="Helvetica" w:cs="Helvetica"/>
+                <w:i w:val="false"/>
+                <w:b w:val="false"/>
+                <w:u w:val="none"/>
+                <w:sz w:val="22"/>
+                <w:szCs w:val="22"/>
+                <w:color w:val="000000"/>
+              </w:rPr>
+            </w:pPr>
+            <w:r>
+              <w:rPr>
+                <w:rFonts w:ascii="Helvetica" w:hAnsi="Helvetica" w:eastAsia="Helvetica" w:cs="Helvetica"/>
+                <w:i w:val="false"/>
+                <w:b w:val="false"/>
+                <w:u w:val="none"/>
+                <w:sz w:val="22"/>
+                <w:szCs w:val="22"/>
+                <w:color w:val="000000"/>
+              </w:rPr>
+              <w:t xml:space="preserve">0.690</w:t>
             </w:r>
           </w:p>
         </w:tc>
@@ -7706,7 +7706,7 @@
                 <w:szCs w:val="22"/>
                 <w:color w:val="000000"/>
               </w:rPr>
-              <w:t xml:space="preserve">0.29, 3.41</w:t>
+              <w:t xml:space="preserve">0.29, 3.43</w:t>
             </w:r>
           </w:p>
         </w:tc>
@@ -7865,113 +7865,113 @@
                 <w:szCs w:val="22"/>
                 <w:color w:val="000000"/>
               </w:rPr>
-              <w:t xml:space="preserve">8.20</w:t>
-            </w:r>
-          </w:p>
-        </w:tc>
-        <w:tc>
-          <w:tcPr>
-            <w:tcBorders>
-              <w:bottom w:val="none" w:sz="0" w:space="0" w:color="000000"/>
-              <w:top w:val="none" w:sz="0" w:space="0" w:color="000000"/>
-              <w:left w:val="none" w:sz="0" w:space="0" w:color="000000"/>
-              <w:right w:val="none" w:sz="0" w:space="0" w:color="000000"/>
-            </w:tcBorders>
-            <w:shd w:val="clear" w:color="auto" w:fill="FFFFFF"/>
-            <w:tcMar>
-              <w:top w:w="0" w:type="dxa"/>
-              <w:bottom w:w="0" w:type="dxa"/>
-              <w:left w:w="0" w:type="dxa"/>
-              <w:right w:w="0" w:type="dxa"/>
-            </w:tcMar>
-            <w:vAlign w:val="top"/>
-          </w:tcPr>
-          <w:p>
-            <w:pPr>
-              <w:pStyle w:val="Normal"/>
-              <w:jc w:val="center"/>
-              <w:pBdr>
-                <w:bottom w:val="none" w:sz="0" w:space="0" w:color="000000"/>
-                <w:top w:val="none" w:sz="0" w:space="0" w:color="000000"/>
-                <w:left w:val="none" w:sz="0" w:space="0" w:color="000000"/>
-                <w:right w:val="none" w:sz="0" w:space="0" w:color="000000"/>
-              </w:pBdr>
-              <w:spacing w:after="100" w:before="100" w:line="240"/>
-              <w:ind w:left="100" w:right="100" w:firstLine="0" w:firstLineChars="0"/>
-              <w:rPr>
-                <w:rFonts w:ascii="Helvetica" w:hAnsi="Helvetica" w:eastAsia="Helvetica" w:cs="Helvetica"/>
-                <w:i w:val="false"/>
-                <w:b w:val="false"/>
-                <w:u w:val="none"/>
-                <w:sz w:val="22"/>
-                <w:szCs w:val="22"/>
-                <w:color w:val="000000"/>
-              </w:rPr>
-            </w:pPr>
-            <w:r>
-              <w:rPr>
-                <w:rFonts w:ascii="Helvetica" w:hAnsi="Helvetica" w:eastAsia="Helvetica" w:cs="Helvetica"/>
-                <w:i w:val="false"/>
-                <w:b w:val="false"/>
-                <w:u w:val="none"/>
-                <w:sz w:val="22"/>
-                <w:szCs w:val="22"/>
-                <w:color w:val="000000"/>
-              </w:rPr>
-              <w:t xml:space="preserve">0.01, 12,987</w:t>
-            </w:r>
-          </w:p>
-        </w:tc>
-        <w:tc>
-          <w:tcPr>
-            <w:tcBorders>
-              <w:bottom w:val="none" w:sz="0" w:space="0" w:color="000000"/>
-              <w:top w:val="none" w:sz="0" w:space="0" w:color="000000"/>
-              <w:left w:val="none" w:sz="0" w:space="0" w:color="000000"/>
-              <w:right w:val="none" w:sz="0" w:space="0" w:color="000000"/>
-            </w:tcBorders>
-            <w:shd w:val="clear" w:color="auto" w:fill="FFFFFF"/>
-            <w:tcMar>
-              <w:top w:w="0" w:type="dxa"/>
-              <w:bottom w:w="0" w:type="dxa"/>
-              <w:left w:w="0" w:type="dxa"/>
-              <w:right w:w="0" w:type="dxa"/>
-            </w:tcMar>
-            <w:vAlign w:val="top"/>
-          </w:tcPr>
-          <w:p>
-            <w:pPr>
-              <w:pStyle w:val="Normal"/>
-              <w:jc w:val="center"/>
-              <w:pBdr>
-                <w:bottom w:val="none" w:sz="0" w:space="0" w:color="000000"/>
-                <w:top w:val="none" w:sz="0" w:space="0" w:color="000000"/>
-                <w:left w:val="none" w:sz="0" w:space="0" w:color="000000"/>
-                <w:right w:val="none" w:sz="0" w:space="0" w:color="000000"/>
-              </w:pBdr>
-              <w:spacing w:after="100" w:before="100" w:line="240"/>
-              <w:ind w:left="100" w:right="100" w:firstLine="0" w:firstLineChars="0"/>
-              <w:rPr>
-                <w:rFonts w:ascii="Helvetica" w:hAnsi="Helvetica" w:eastAsia="Helvetica" w:cs="Helvetica"/>
-                <w:i w:val="false"/>
-                <w:b w:val="false"/>
-                <w:u w:val="none"/>
-                <w:sz w:val="22"/>
-                <w:szCs w:val="22"/>
-                <w:color w:val="000000"/>
-              </w:rPr>
-            </w:pPr>
-            <w:r>
-              <w:rPr>
-                <w:rFonts w:ascii="Helvetica" w:hAnsi="Helvetica" w:eastAsia="Helvetica" w:cs="Helvetica"/>
-                <w:i w:val="false"/>
-                <w:b w:val="false"/>
-                <w:u w:val="none"/>
-                <w:sz w:val="22"/>
-                <w:szCs w:val="22"/>
-                <w:color w:val="000000"/>
-              </w:rPr>
-              <w:t xml:space="preserve">0.580</w:t>
+              <w:t xml:space="preserve">29.2</w:t>
+            </w:r>
+          </w:p>
+        </w:tc>
+        <w:tc>
+          <w:tcPr>
+            <w:tcBorders>
+              <w:bottom w:val="none" w:sz="0" w:space="0" w:color="000000"/>
+              <w:top w:val="none" w:sz="0" w:space="0" w:color="000000"/>
+              <w:left w:val="none" w:sz="0" w:space="0" w:color="000000"/>
+              <w:right w:val="none" w:sz="0" w:space="0" w:color="000000"/>
+            </w:tcBorders>
+            <w:shd w:val="clear" w:color="auto" w:fill="FFFFFF"/>
+            <w:tcMar>
+              <w:top w:w="0" w:type="dxa"/>
+              <w:bottom w:w="0" w:type="dxa"/>
+              <w:left w:w="0" w:type="dxa"/>
+              <w:right w:w="0" w:type="dxa"/>
+            </w:tcMar>
+            <w:vAlign w:val="top"/>
+          </w:tcPr>
+          <w:p>
+            <w:pPr>
+              <w:pStyle w:val="Normal"/>
+              <w:jc w:val="center"/>
+              <w:pBdr>
+                <w:bottom w:val="none" w:sz="0" w:space="0" w:color="000000"/>
+                <w:top w:val="none" w:sz="0" w:space="0" w:color="000000"/>
+                <w:left w:val="none" w:sz="0" w:space="0" w:color="000000"/>
+                <w:right w:val="none" w:sz="0" w:space="0" w:color="000000"/>
+              </w:pBdr>
+              <w:spacing w:after="100" w:before="100" w:line="240"/>
+              <w:ind w:left="100" w:right="100" w:firstLine="0" w:firstLineChars="0"/>
+              <w:rPr>
+                <w:rFonts w:ascii="Helvetica" w:hAnsi="Helvetica" w:eastAsia="Helvetica" w:cs="Helvetica"/>
+                <w:i w:val="false"/>
+                <w:b w:val="false"/>
+                <w:u w:val="none"/>
+                <w:sz w:val="22"/>
+                <w:szCs w:val="22"/>
+                <w:color w:val="000000"/>
+              </w:rPr>
+            </w:pPr>
+            <w:r>
+              <w:rPr>
+                <w:rFonts w:ascii="Helvetica" w:hAnsi="Helvetica" w:eastAsia="Helvetica" w:cs="Helvetica"/>
+                <w:i w:val="false"/>
+                <w:b w:val="false"/>
+                <w:u w:val="none"/>
+                <w:sz w:val="22"/>
+                <w:szCs w:val="22"/>
+                <w:color w:val="000000"/>
+              </w:rPr>
+              <w:t xml:space="preserve">0.00, 316,123</w:t>
+            </w:r>
+          </w:p>
+        </w:tc>
+        <w:tc>
+          <w:tcPr>
+            <w:tcBorders>
+              <w:bottom w:val="none" w:sz="0" w:space="0" w:color="000000"/>
+              <w:top w:val="none" w:sz="0" w:space="0" w:color="000000"/>
+              <w:left w:val="none" w:sz="0" w:space="0" w:color="000000"/>
+              <w:right w:val="none" w:sz="0" w:space="0" w:color="000000"/>
+            </w:tcBorders>
+            <w:shd w:val="clear" w:color="auto" w:fill="FFFFFF"/>
+            <w:tcMar>
+              <w:top w:w="0" w:type="dxa"/>
+              <w:bottom w:w="0" w:type="dxa"/>
+              <w:left w:w="0" w:type="dxa"/>
+              <w:right w:w="0" w:type="dxa"/>
+            </w:tcMar>
+            <w:vAlign w:val="top"/>
+          </w:tcPr>
+          <w:p>
+            <w:pPr>
+              <w:pStyle w:val="Normal"/>
+              <w:jc w:val="center"/>
+              <w:pBdr>
+                <w:bottom w:val="none" w:sz="0" w:space="0" w:color="000000"/>
+                <w:top w:val="none" w:sz="0" w:space="0" w:color="000000"/>
+                <w:left w:val="none" w:sz="0" w:space="0" w:color="000000"/>
+                <w:right w:val="none" w:sz="0" w:space="0" w:color="000000"/>
+              </w:pBdr>
+              <w:spacing w:after="100" w:before="100" w:line="240"/>
+              <w:ind w:left="100" w:right="100" w:firstLine="0" w:firstLineChars="0"/>
+              <w:rPr>
+                <w:rFonts w:ascii="Helvetica" w:hAnsi="Helvetica" w:eastAsia="Helvetica" w:cs="Helvetica"/>
+                <w:i w:val="false"/>
+                <w:b w:val="false"/>
+                <w:u w:val="none"/>
+                <w:sz w:val="22"/>
+                <w:szCs w:val="22"/>
+                <w:color w:val="000000"/>
+              </w:rPr>
+            </w:pPr>
+            <w:r>
+              <w:rPr>
+                <w:rFonts w:ascii="Helvetica" w:hAnsi="Helvetica" w:eastAsia="Helvetica" w:cs="Helvetica"/>
+                <w:i w:val="false"/>
+                <w:b w:val="false"/>
+                <w:u w:val="none"/>
+                <w:sz w:val="22"/>
+                <w:szCs w:val="22"/>
+                <w:color w:val="000000"/>
+              </w:rPr>
+              <w:t xml:space="preserve">0.480</w:t>
             </w:r>
           </w:p>
         </w:tc>
@@ -8189,7 +8189,7 @@
                 <w:szCs w:val="22"/>
                 <w:color w:val="000000"/>
               </w:rPr>
-              <w:t xml:space="preserve">0.29, 3.41</w:t>
+              <w:t xml:space="preserve">0.29, 3.43</w:t>
             </w:r>
           </w:p>
         </w:tc>
@@ -8348,113 +8348,113 @@
                 <w:szCs w:val="22"/>
                 <w:color w:val="000000"/>
               </w:rPr>
-              <w:t xml:space="preserve">0.08</w:t>
-            </w:r>
-          </w:p>
-        </w:tc>
-        <w:tc>
-          <w:tcPr>
-            <w:tcBorders>
-              <w:bottom w:val="none" w:sz="0" w:space="0" w:color="000000"/>
-              <w:top w:val="none" w:sz="0" w:space="0" w:color="000000"/>
-              <w:left w:val="none" w:sz="0" w:space="0" w:color="000000"/>
-              <w:right w:val="none" w:sz="0" w:space="0" w:color="000000"/>
-            </w:tcBorders>
-            <w:shd w:val="clear" w:color="auto" w:fill="FFFFFF"/>
-            <w:tcMar>
-              <w:top w:w="0" w:type="dxa"/>
-              <w:bottom w:w="0" w:type="dxa"/>
-              <w:left w:w="0" w:type="dxa"/>
-              <w:right w:w="0" w:type="dxa"/>
-            </w:tcMar>
-            <w:vAlign w:val="top"/>
-          </w:tcPr>
-          <w:p>
-            <w:pPr>
-              <w:pStyle w:val="Normal"/>
-              <w:jc w:val="center"/>
-              <w:pBdr>
-                <w:bottom w:val="none" w:sz="0" w:space="0" w:color="000000"/>
-                <w:top w:val="none" w:sz="0" w:space="0" w:color="000000"/>
-                <w:left w:val="none" w:sz="0" w:space="0" w:color="000000"/>
-                <w:right w:val="none" w:sz="0" w:space="0" w:color="000000"/>
-              </w:pBdr>
-              <w:spacing w:after="100" w:before="100" w:line="240"/>
-              <w:ind w:left="100" w:right="100" w:firstLine="0" w:firstLineChars="0"/>
-              <w:rPr>
-                <w:rFonts w:ascii="Helvetica" w:hAnsi="Helvetica" w:eastAsia="Helvetica" w:cs="Helvetica"/>
-                <w:i w:val="false"/>
-                <w:b w:val="false"/>
-                <w:u w:val="none"/>
-                <w:sz w:val="22"/>
-                <w:szCs w:val="22"/>
-                <w:color w:val="000000"/>
-              </w:rPr>
-            </w:pPr>
-            <w:r>
-              <w:rPr>
-                <w:rFonts w:ascii="Helvetica" w:hAnsi="Helvetica" w:eastAsia="Helvetica" w:cs="Helvetica"/>
-                <w:i w:val="false"/>
-                <w:b w:val="false"/>
-                <w:u w:val="none"/>
-                <w:sz w:val="22"/>
-                <w:szCs w:val="22"/>
-                <w:color w:val="000000"/>
-              </w:rPr>
-              <w:t xml:space="preserve">0.00, 192</w:t>
-            </w:r>
-          </w:p>
-        </w:tc>
-        <w:tc>
-          <w:tcPr>
-            <w:tcBorders>
-              <w:bottom w:val="none" w:sz="0" w:space="0" w:color="000000"/>
-              <w:top w:val="none" w:sz="0" w:space="0" w:color="000000"/>
-              <w:left w:val="none" w:sz="0" w:space="0" w:color="000000"/>
-              <w:right w:val="none" w:sz="0" w:space="0" w:color="000000"/>
-            </w:tcBorders>
-            <w:shd w:val="clear" w:color="auto" w:fill="FFFFFF"/>
-            <w:tcMar>
-              <w:top w:w="0" w:type="dxa"/>
-              <w:bottom w:w="0" w:type="dxa"/>
-              <w:left w:w="0" w:type="dxa"/>
-              <w:right w:w="0" w:type="dxa"/>
-            </w:tcMar>
-            <w:vAlign w:val="top"/>
-          </w:tcPr>
-          <w:p>
-            <w:pPr>
-              <w:pStyle w:val="Normal"/>
-              <w:jc w:val="center"/>
-              <w:pBdr>
-                <w:bottom w:val="none" w:sz="0" w:space="0" w:color="000000"/>
-                <w:top w:val="none" w:sz="0" w:space="0" w:color="000000"/>
-                <w:left w:val="none" w:sz="0" w:space="0" w:color="000000"/>
-                <w:right w:val="none" w:sz="0" w:space="0" w:color="000000"/>
-              </w:pBdr>
-              <w:spacing w:after="100" w:before="100" w:line="240"/>
-              <w:ind w:left="100" w:right="100" w:firstLine="0" w:firstLineChars="0"/>
-              <w:rPr>
-                <w:rFonts w:ascii="Helvetica" w:hAnsi="Helvetica" w:eastAsia="Helvetica" w:cs="Helvetica"/>
-                <w:i w:val="false"/>
-                <w:b w:val="false"/>
-                <w:u w:val="none"/>
-                <w:sz w:val="22"/>
-                <w:szCs w:val="22"/>
-                <w:color w:val="000000"/>
-              </w:rPr>
-            </w:pPr>
-            <w:r>
-              <w:rPr>
-                <w:rFonts w:ascii="Helvetica" w:hAnsi="Helvetica" w:eastAsia="Helvetica" w:cs="Helvetica"/>
-                <w:i w:val="false"/>
-                <w:b w:val="false"/>
-                <w:u w:val="none"/>
-                <w:sz w:val="22"/>
-                <w:szCs w:val="22"/>
-                <w:color w:val="000000"/>
-              </w:rPr>
-              <w:t xml:space="preserve">0.520</w:t>
+              <w:t xml:space="preserve">0.24</w:t>
+            </w:r>
+          </w:p>
+        </w:tc>
+        <w:tc>
+          <w:tcPr>
+            <w:tcBorders>
+              <w:bottom w:val="none" w:sz="0" w:space="0" w:color="000000"/>
+              <w:top w:val="none" w:sz="0" w:space="0" w:color="000000"/>
+              <w:left w:val="none" w:sz="0" w:space="0" w:color="000000"/>
+              <w:right w:val="none" w:sz="0" w:space="0" w:color="000000"/>
+            </w:tcBorders>
+            <w:shd w:val="clear" w:color="auto" w:fill="FFFFFF"/>
+            <w:tcMar>
+              <w:top w:w="0" w:type="dxa"/>
+              <w:bottom w:w="0" w:type="dxa"/>
+              <w:left w:w="0" w:type="dxa"/>
+              <w:right w:w="0" w:type="dxa"/>
+            </w:tcMar>
+            <w:vAlign w:val="top"/>
+          </w:tcPr>
+          <w:p>
+            <w:pPr>
+              <w:pStyle w:val="Normal"/>
+              <w:jc w:val="center"/>
+              <w:pBdr>
+                <w:bottom w:val="none" w:sz="0" w:space="0" w:color="000000"/>
+                <w:top w:val="none" w:sz="0" w:space="0" w:color="000000"/>
+                <w:left w:val="none" w:sz="0" w:space="0" w:color="000000"/>
+                <w:right w:val="none" w:sz="0" w:space="0" w:color="000000"/>
+              </w:pBdr>
+              <w:spacing w:after="100" w:before="100" w:line="240"/>
+              <w:ind w:left="100" w:right="100" w:firstLine="0" w:firstLineChars="0"/>
+              <w:rPr>
+                <w:rFonts w:ascii="Helvetica" w:hAnsi="Helvetica" w:eastAsia="Helvetica" w:cs="Helvetica"/>
+                <w:i w:val="false"/>
+                <w:b w:val="false"/>
+                <w:u w:val="none"/>
+                <w:sz w:val="22"/>
+                <w:szCs w:val="22"/>
+                <w:color w:val="000000"/>
+              </w:rPr>
+            </w:pPr>
+            <w:r>
+              <w:rPr>
+                <w:rFonts w:ascii="Helvetica" w:hAnsi="Helvetica" w:eastAsia="Helvetica" w:cs="Helvetica"/>
+                <w:i w:val="false"/>
+                <w:b w:val="false"/>
+                <w:u w:val="none"/>
+                <w:sz w:val="22"/>
+                <w:szCs w:val="22"/>
+                <w:color w:val="000000"/>
+              </w:rPr>
+              <w:t xml:space="preserve">0.00, 3,086</w:t>
+            </w:r>
+          </w:p>
+        </w:tc>
+        <w:tc>
+          <w:tcPr>
+            <w:tcBorders>
+              <w:bottom w:val="none" w:sz="0" w:space="0" w:color="000000"/>
+              <w:top w:val="none" w:sz="0" w:space="0" w:color="000000"/>
+              <w:left w:val="none" w:sz="0" w:space="0" w:color="000000"/>
+              <w:right w:val="none" w:sz="0" w:space="0" w:color="000000"/>
+            </w:tcBorders>
+            <w:shd w:val="clear" w:color="auto" w:fill="FFFFFF"/>
+            <w:tcMar>
+              <w:top w:w="0" w:type="dxa"/>
+              <w:bottom w:w="0" w:type="dxa"/>
+              <w:left w:w="0" w:type="dxa"/>
+              <w:right w:w="0" w:type="dxa"/>
+            </w:tcMar>
+            <w:vAlign w:val="top"/>
+          </w:tcPr>
+          <w:p>
+            <w:pPr>
+              <w:pStyle w:val="Normal"/>
+              <w:jc w:val="center"/>
+              <w:pBdr>
+                <w:bottom w:val="none" w:sz="0" w:space="0" w:color="000000"/>
+                <w:top w:val="none" w:sz="0" w:space="0" w:color="000000"/>
+                <w:left w:val="none" w:sz="0" w:space="0" w:color="000000"/>
+                <w:right w:val="none" w:sz="0" w:space="0" w:color="000000"/>
+              </w:pBdr>
+              <w:spacing w:after="100" w:before="100" w:line="240"/>
+              <w:ind w:left="100" w:right="100" w:firstLine="0" w:firstLineChars="0"/>
+              <w:rPr>
+                <w:rFonts w:ascii="Helvetica" w:hAnsi="Helvetica" w:eastAsia="Helvetica" w:cs="Helvetica"/>
+                <w:i w:val="false"/>
+                <w:b w:val="false"/>
+                <w:u w:val="none"/>
+                <w:sz w:val="22"/>
+                <w:szCs w:val="22"/>
+                <w:color w:val="000000"/>
+              </w:rPr>
+            </w:pPr>
+            <w:r>
+              <w:rPr>
+                <w:rFonts w:ascii="Helvetica" w:hAnsi="Helvetica" w:eastAsia="Helvetica" w:cs="Helvetica"/>
+                <w:i w:val="false"/>
+                <w:b w:val="false"/>
+                <w:u w:val="none"/>
+                <w:sz w:val="22"/>
+                <w:szCs w:val="22"/>
+                <w:color w:val="000000"/>
+              </w:rPr>
+              <w:t xml:space="preserve">0.770</w:t>
             </w:r>
           </w:p>
         </w:tc>
@@ -8566,7 +8566,7 @@
                 <w:szCs w:val="22"/>
                 <w:color w:val="000000"/>
               </w:rPr>
-              <w:t xml:space="preserve">143</w:t>
+              <w:t xml:space="preserve">142</w:t>
             </w:r>
           </w:p>
         </w:tc>
@@ -8778,7 +8778,7 @@
                 <w:szCs w:val="22"/>
                 <w:color w:val="000000"/>
               </w:rPr>
-              <w:t xml:space="preserve">143</w:t>
+              <w:t xml:space="preserve">142</w:t>
             </w:r>
           </w:p>
         </w:tc>
@@ -9585,60 +9585,60 @@
                 <w:szCs w:val="22"/>
                 <w:color w:val="000000"/>
               </w:rPr>
-              <w:t xml:space="preserve">24,769</w:t>
-            </w:r>
-          </w:p>
-        </w:tc>
-        <w:tc>
-          <w:tcPr>
-            <w:tcBorders>
-              <w:bottom w:val="none" w:sz="0" w:space="0" w:color="000000"/>
-              <w:top w:val="none" w:sz="0" w:space="0" w:color="000000"/>
-              <w:left w:val="none" w:sz="0" w:space="0" w:color="000000"/>
-              <w:right w:val="none" w:sz="0" w:space="0" w:color="000000"/>
-            </w:tcBorders>
-            <w:shd w:val="clear" w:color="auto" w:fill="FFFFFF"/>
-            <w:tcMar>
-              <w:top w:w="0" w:type="dxa"/>
-              <w:bottom w:w="0" w:type="dxa"/>
-              <w:left w:w="0" w:type="dxa"/>
-              <w:right w:w="0" w:type="dxa"/>
-            </w:tcMar>
-            <w:vAlign w:val="top"/>
-          </w:tcPr>
-          <w:p>
-            <w:pPr>
-              <w:pStyle w:val="Normal"/>
-              <w:jc w:val="center"/>
-              <w:pBdr>
-                <w:bottom w:val="none" w:sz="0" w:space="0" w:color="000000"/>
-                <w:top w:val="none" w:sz="0" w:space="0" w:color="000000"/>
-                <w:left w:val="none" w:sz="0" w:space="0" w:color="000000"/>
-                <w:right w:val="none" w:sz="0" w:space="0" w:color="000000"/>
-              </w:pBdr>
-              <w:spacing w:after="100" w:before="100" w:line="240"/>
-              <w:ind w:left="100" w:right="100" w:firstLine="0" w:firstLineChars="0"/>
-              <w:rPr>
-                <w:rFonts w:ascii="Helvetica" w:hAnsi="Helvetica" w:eastAsia="Helvetica" w:cs="Helvetica"/>
-                <w:i w:val="false"/>
-                <w:b w:val="false"/>
-                <w:u w:val="none"/>
-                <w:sz w:val="22"/>
-                <w:szCs w:val="22"/>
-                <w:color w:val="000000"/>
-              </w:rPr>
-            </w:pPr>
-            <w:r>
-              <w:rPr>
-                <w:rFonts w:ascii="Helvetica" w:hAnsi="Helvetica" w:eastAsia="Helvetica" w:cs="Helvetica"/>
-                <w:i w:val="false"/>
-                <w:b w:val="false"/>
-                <w:u w:val="none"/>
-                <w:sz w:val="22"/>
-                <w:szCs w:val="22"/>
-                <w:color w:val="000000"/>
-              </w:rPr>
-              <w:t xml:space="preserve">9,031, 67,932</w:t>
+              <w:t xml:space="preserve">24,488</w:t>
+            </w:r>
+          </w:p>
+        </w:tc>
+        <w:tc>
+          <w:tcPr>
+            <w:tcBorders>
+              <w:bottom w:val="none" w:sz="0" w:space="0" w:color="000000"/>
+              <w:top w:val="none" w:sz="0" w:space="0" w:color="000000"/>
+              <w:left w:val="none" w:sz="0" w:space="0" w:color="000000"/>
+              <w:right w:val="none" w:sz="0" w:space="0" w:color="000000"/>
+            </w:tcBorders>
+            <w:shd w:val="clear" w:color="auto" w:fill="FFFFFF"/>
+            <w:tcMar>
+              <w:top w:w="0" w:type="dxa"/>
+              <w:bottom w:w="0" w:type="dxa"/>
+              <w:left w:w="0" w:type="dxa"/>
+              <w:right w:w="0" w:type="dxa"/>
+            </w:tcMar>
+            <w:vAlign w:val="top"/>
+          </w:tcPr>
+          <w:p>
+            <w:pPr>
+              <w:pStyle w:val="Normal"/>
+              <w:jc w:val="center"/>
+              <w:pBdr>
+                <w:bottom w:val="none" w:sz="0" w:space="0" w:color="000000"/>
+                <w:top w:val="none" w:sz="0" w:space="0" w:color="000000"/>
+                <w:left w:val="none" w:sz="0" w:space="0" w:color="000000"/>
+                <w:right w:val="none" w:sz="0" w:space="0" w:color="000000"/>
+              </w:pBdr>
+              <w:spacing w:after="100" w:before="100" w:line="240"/>
+              <w:ind w:left="100" w:right="100" w:firstLine="0" w:firstLineChars="0"/>
+              <w:rPr>
+                <w:rFonts w:ascii="Helvetica" w:hAnsi="Helvetica" w:eastAsia="Helvetica" w:cs="Helvetica"/>
+                <w:i w:val="false"/>
+                <w:b w:val="false"/>
+                <w:u w:val="none"/>
+                <w:sz w:val="22"/>
+                <w:szCs w:val="22"/>
+                <w:color w:val="000000"/>
+              </w:rPr>
+            </w:pPr>
+            <w:r>
+              <w:rPr>
+                <w:rFonts w:ascii="Helvetica" w:hAnsi="Helvetica" w:eastAsia="Helvetica" w:cs="Helvetica"/>
+                <w:i w:val="false"/>
+                <w:b w:val="false"/>
+                <w:u w:val="none"/>
+                <w:sz w:val="22"/>
+                <w:szCs w:val="22"/>
+                <w:color w:val="000000"/>
+              </w:rPr>
+              <w:t xml:space="preserve">8,744, 68,582</w:t>
             </w:r>
           </w:p>
         </w:tc>
@@ -9797,113 +9797,113 @@
                 <w:szCs w:val="22"/>
                 <w:color w:val="000000"/>
               </w:rPr>
-              <w:t xml:space="preserve">1.90</w:t>
-            </w:r>
-          </w:p>
-        </w:tc>
-        <w:tc>
-          <w:tcPr>
-            <w:tcBorders>
-              <w:bottom w:val="none" w:sz="0" w:space="0" w:color="000000"/>
-              <w:top w:val="none" w:sz="0" w:space="0" w:color="000000"/>
-              <w:left w:val="none" w:sz="0" w:space="0" w:color="000000"/>
-              <w:right w:val="none" w:sz="0" w:space="0" w:color="000000"/>
-            </w:tcBorders>
-            <w:shd w:val="clear" w:color="auto" w:fill="FFFFFF"/>
-            <w:tcMar>
-              <w:top w:w="0" w:type="dxa"/>
-              <w:bottom w:w="0" w:type="dxa"/>
-              <w:left w:w="0" w:type="dxa"/>
-              <w:right w:w="0" w:type="dxa"/>
-            </w:tcMar>
-            <w:vAlign w:val="top"/>
-          </w:tcPr>
-          <w:p>
-            <w:pPr>
-              <w:pStyle w:val="Normal"/>
-              <w:jc w:val="center"/>
-              <w:pBdr>
-                <w:bottom w:val="none" w:sz="0" w:space="0" w:color="000000"/>
-                <w:top w:val="none" w:sz="0" w:space="0" w:color="000000"/>
-                <w:left w:val="none" w:sz="0" w:space="0" w:color="000000"/>
-                <w:right w:val="none" w:sz="0" w:space="0" w:color="000000"/>
-              </w:pBdr>
-              <w:spacing w:after="100" w:before="100" w:line="240"/>
-              <w:ind w:left="100" w:right="100" w:firstLine="0" w:firstLineChars="0"/>
-              <w:rPr>
-                <w:rFonts w:ascii="Helvetica" w:hAnsi="Helvetica" w:eastAsia="Helvetica" w:cs="Helvetica"/>
-                <w:i w:val="false"/>
-                <w:b w:val="false"/>
-                <w:u w:val="none"/>
-                <w:sz w:val="22"/>
-                <w:szCs w:val="22"/>
-                <w:color w:val="000000"/>
-              </w:rPr>
-            </w:pPr>
-            <w:r>
-              <w:rPr>
-                <w:rFonts w:ascii="Helvetica" w:hAnsi="Helvetica" w:eastAsia="Helvetica" w:cs="Helvetica"/>
-                <w:i w:val="false"/>
-                <w:b w:val="false"/>
-                <w:u w:val="none"/>
-                <w:sz w:val="22"/>
-                <w:szCs w:val="22"/>
-                <w:color w:val="000000"/>
-              </w:rPr>
-              <w:t xml:space="preserve">0.04, 90.7</w:t>
-            </w:r>
-          </w:p>
-        </w:tc>
-        <w:tc>
-          <w:tcPr>
-            <w:tcBorders>
-              <w:bottom w:val="none" w:sz="0" w:space="0" w:color="000000"/>
-              <w:top w:val="none" w:sz="0" w:space="0" w:color="000000"/>
-              <w:left w:val="none" w:sz="0" w:space="0" w:color="000000"/>
-              <w:right w:val="none" w:sz="0" w:space="0" w:color="000000"/>
-            </w:tcBorders>
-            <w:shd w:val="clear" w:color="auto" w:fill="FFFFFF"/>
-            <w:tcMar>
-              <w:top w:w="0" w:type="dxa"/>
-              <w:bottom w:w="0" w:type="dxa"/>
-              <w:left w:w="0" w:type="dxa"/>
-              <w:right w:w="0" w:type="dxa"/>
-            </w:tcMar>
-            <w:vAlign w:val="top"/>
-          </w:tcPr>
-          <w:p>
-            <w:pPr>
-              <w:pStyle w:val="Normal"/>
-              <w:jc w:val="center"/>
-              <w:pBdr>
-                <w:bottom w:val="none" w:sz="0" w:space="0" w:color="000000"/>
-                <w:top w:val="none" w:sz="0" w:space="0" w:color="000000"/>
-                <w:left w:val="none" w:sz="0" w:space="0" w:color="000000"/>
-                <w:right w:val="none" w:sz="0" w:space="0" w:color="000000"/>
-              </w:pBdr>
-              <w:spacing w:after="100" w:before="100" w:line="240"/>
-              <w:ind w:left="100" w:right="100" w:firstLine="0" w:firstLineChars="0"/>
-              <w:rPr>
-                <w:rFonts w:ascii="Helvetica" w:hAnsi="Helvetica" w:eastAsia="Helvetica" w:cs="Helvetica"/>
-                <w:i w:val="false"/>
-                <w:b w:val="false"/>
-                <w:u w:val="none"/>
-                <w:sz w:val="22"/>
-                <w:szCs w:val="22"/>
-                <w:color w:val="000000"/>
-              </w:rPr>
-            </w:pPr>
-            <w:r>
-              <w:rPr>
-                <w:rFonts w:ascii="Helvetica" w:hAnsi="Helvetica" w:eastAsia="Helvetica" w:cs="Helvetica"/>
-                <w:i w:val="false"/>
-                <w:b w:val="false"/>
-                <w:u w:val="none"/>
-                <w:sz w:val="22"/>
-                <w:szCs w:val="22"/>
-                <w:color w:val="000000"/>
-              </w:rPr>
-              <w:t xml:space="preserve">0.740</w:t>
+              <w:t xml:space="preserve">0.44</w:t>
+            </w:r>
+          </w:p>
+        </w:tc>
+        <w:tc>
+          <w:tcPr>
+            <w:tcBorders>
+              <w:bottom w:val="none" w:sz="0" w:space="0" w:color="000000"/>
+              <w:top w:val="none" w:sz="0" w:space="0" w:color="000000"/>
+              <w:left w:val="none" w:sz="0" w:space="0" w:color="000000"/>
+              <w:right w:val="none" w:sz="0" w:space="0" w:color="000000"/>
+            </w:tcBorders>
+            <w:shd w:val="clear" w:color="auto" w:fill="FFFFFF"/>
+            <w:tcMar>
+              <w:top w:w="0" w:type="dxa"/>
+              <w:bottom w:w="0" w:type="dxa"/>
+              <w:left w:w="0" w:type="dxa"/>
+              <w:right w:w="0" w:type="dxa"/>
+            </w:tcMar>
+            <w:vAlign w:val="top"/>
+          </w:tcPr>
+          <w:p>
+            <w:pPr>
+              <w:pStyle w:val="Normal"/>
+              <w:jc w:val="center"/>
+              <w:pBdr>
+                <w:bottom w:val="none" w:sz="0" w:space="0" w:color="000000"/>
+                <w:top w:val="none" w:sz="0" w:space="0" w:color="000000"/>
+                <w:left w:val="none" w:sz="0" w:space="0" w:color="000000"/>
+                <w:right w:val="none" w:sz="0" w:space="0" w:color="000000"/>
+              </w:pBdr>
+              <w:spacing w:after="100" w:before="100" w:line="240"/>
+              <w:ind w:left="100" w:right="100" w:firstLine="0" w:firstLineChars="0"/>
+              <w:rPr>
+                <w:rFonts w:ascii="Helvetica" w:hAnsi="Helvetica" w:eastAsia="Helvetica" w:cs="Helvetica"/>
+                <w:i w:val="false"/>
+                <w:b w:val="false"/>
+                <w:u w:val="none"/>
+                <w:sz w:val="22"/>
+                <w:szCs w:val="22"/>
+                <w:color w:val="000000"/>
+              </w:rPr>
+            </w:pPr>
+            <w:r>
+              <w:rPr>
+                <w:rFonts w:ascii="Helvetica" w:hAnsi="Helvetica" w:eastAsia="Helvetica" w:cs="Helvetica"/>
+                <w:i w:val="false"/>
+                <w:b w:val="false"/>
+                <w:u w:val="none"/>
+                <w:sz w:val="22"/>
+                <w:szCs w:val="22"/>
+                <w:color w:val="000000"/>
+              </w:rPr>
+              <w:t xml:space="preserve">0.02, 12.2</w:t>
+            </w:r>
+          </w:p>
+        </w:tc>
+        <w:tc>
+          <w:tcPr>
+            <w:tcBorders>
+              <w:bottom w:val="none" w:sz="0" w:space="0" w:color="000000"/>
+              <w:top w:val="none" w:sz="0" w:space="0" w:color="000000"/>
+              <w:left w:val="none" w:sz="0" w:space="0" w:color="000000"/>
+              <w:right w:val="none" w:sz="0" w:space="0" w:color="000000"/>
+            </w:tcBorders>
+            <w:shd w:val="clear" w:color="auto" w:fill="FFFFFF"/>
+            <w:tcMar>
+              <w:top w:w="0" w:type="dxa"/>
+              <w:bottom w:w="0" w:type="dxa"/>
+              <w:left w:w="0" w:type="dxa"/>
+              <w:right w:w="0" w:type="dxa"/>
+            </w:tcMar>
+            <w:vAlign w:val="top"/>
+          </w:tcPr>
+          <w:p>
+            <w:pPr>
+              <w:pStyle w:val="Normal"/>
+              <w:jc w:val="center"/>
+              <w:pBdr>
+                <w:bottom w:val="none" w:sz="0" w:space="0" w:color="000000"/>
+                <w:top w:val="none" w:sz="0" w:space="0" w:color="000000"/>
+                <w:left w:val="none" w:sz="0" w:space="0" w:color="000000"/>
+                <w:right w:val="none" w:sz="0" w:space="0" w:color="000000"/>
+              </w:pBdr>
+              <w:spacing w:after="100" w:before="100" w:line="240"/>
+              <w:ind w:left="100" w:right="100" w:firstLine="0" w:firstLineChars="0"/>
+              <w:rPr>
+                <w:rFonts w:ascii="Helvetica" w:hAnsi="Helvetica" w:eastAsia="Helvetica" w:cs="Helvetica"/>
+                <w:i w:val="false"/>
+                <w:b w:val="false"/>
+                <w:u w:val="none"/>
+                <w:sz w:val="22"/>
+                <w:szCs w:val="22"/>
+                <w:color w:val="000000"/>
+              </w:rPr>
+            </w:pPr>
+            <w:r>
+              <w:rPr>
+                <w:rFonts w:ascii="Helvetica" w:hAnsi="Helvetica" w:eastAsia="Helvetica" w:cs="Helvetica"/>
+                <w:i w:val="false"/>
+                <w:b w:val="false"/>
+                <w:u w:val="none"/>
+                <w:sz w:val="22"/>
+                <w:szCs w:val="22"/>
+                <w:color w:val="000000"/>
+              </w:rPr>
+              <w:t xml:space="preserve">0.630</w:t>
             </w:r>
           </w:p>
         </w:tc>
@@ -10015,219 +10015,219 @@
                 <w:szCs w:val="22"/>
                 <w:color w:val="000000"/>
               </w:rPr>
-              <w:t xml:space="preserve">143</w:t>
-            </w:r>
-          </w:p>
-        </w:tc>
-        <w:tc>
-          <w:tcPr>
-            <w:tcBorders>
-              <w:bottom w:val="none" w:sz="0" w:space="0" w:color="000000"/>
-              <w:top w:val="none" w:sz="0" w:space="0" w:color="000000"/>
-              <w:left w:val="none" w:sz="0" w:space="0" w:color="000000"/>
-              <w:right w:val="none" w:sz="0" w:space="0" w:color="000000"/>
-            </w:tcBorders>
-            <w:shd w:val="clear" w:color="auto" w:fill="FFFFFF"/>
-            <w:tcMar>
-              <w:top w:w="0" w:type="dxa"/>
-              <w:bottom w:w="0" w:type="dxa"/>
-              <w:left w:w="0" w:type="dxa"/>
-              <w:right w:w="0" w:type="dxa"/>
-            </w:tcMar>
-            <w:vAlign w:val="top"/>
-          </w:tcPr>
-          <w:p>
-            <w:pPr>
-              <w:pStyle w:val="Normal"/>
-              <w:jc w:val="center"/>
-              <w:pBdr>
-                <w:bottom w:val="none" w:sz="0" w:space="0" w:color="000000"/>
-                <w:top w:val="none" w:sz="0" w:space="0" w:color="000000"/>
-                <w:left w:val="none" w:sz="0" w:space="0" w:color="000000"/>
-                <w:right w:val="none" w:sz="0" w:space="0" w:color="000000"/>
-              </w:pBdr>
-              <w:spacing w:after="100" w:before="100" w:line="240"/>
-              <w:ind w:left="100" w:right="100" w:firstLine="0" w:firstLineChars="0"/>
-              <w:rPr>
-                <w:rFonts w:ascii="Helvetica" w:hAnsi="Helvetica" w:eastAsia="Helvetica" w:cs="Helvetica"/>
-                <w:i w:val="false"/>
-                <w:b w:val="false"/>
-                <w:u w:val="none"/>
-                <w:sz w:val="22"/>
-                <w:szCs w:val="22"/>
-                <w:color w:val="000000"/>
-              </w:rPr>
-            </w:pPr>
-            <w:r>
-              <w:rPr>
-                <w:rFonts w:ascii="Helvetica" w:hAnsi="Helvetica" w:eastAsia="Helvetica" w:cs="Helvetica"/>
-                <w:i w:val="false"/>
-                <w:b w:val="false"/>
-                <w:u w:val="none"/>
-                <w:sz w:val="22"/>
-                <w:szCs w:val="22"/>
-                <w:color w:val="000000"/>
-              </w:rPr>
-              <w:t xml:space="preserve">0.86</w:t>
-            </w:r>
-          </w:p>
-        </w:tc>
-        <w:tc>
-          <w:tcPr>
-            <w:tcBorders>
-              <w:bottom w:val="none" w:sz="0" w:space="0" w:color="000000"/>
-              <w:top w:val="none" w:sz="0" w:space="0" w:color="000000"/>
-              <w:left w:val="none" w:sz="0" w:space="0" w:color="000000"/>
-              <w:right w:val="none" w:sz="0" w:space="0" w:color="000000"/>
-            </w:tcBorders>
-            <w:shd w:val="clear" w:color="auto" w:fill="FFFFFF"/>
-            <w:tcMar>
-              <w:top w:w="0" w:type="dxa"/>
-              <w:bottom w:w="0" w:type="dxa"/>
-              <w:left w:w="0" w:type="dxa"/>
-              <w:right w:w="0" w:type="dxa"/>
-            </w:tcMar>
-            <w:vAlign w:val="top"/>
-          </w:tcPr>
-          <w:p>
-            <w:pPr>
-              <w:pStyle w:val="Normal"/>
-              <w:jc w:val="center"/>
-              <w:pBdr>
-                <w:bottom w:val="none" w:sz="0" w:space="0" w:color="000000"/>
-                <w:top w:val="none" w:sz="0" w:space="0" w:color="000000"/>
-                <w:left w:val="none" w:sz="0" w:space="0" w:color="000000"/>
-                <w:right w:val="none" w:sz="0" w:space="0" w:color="000000"/>
-              </w:pBdr>
-              <w:spacing w:after="100" w:before="100" w:line="240"/>
-              <w:ind w:left="100" w:right="100" w:firstLine="0" w:firstLineChars="0"/>
-              <w:rPr>
-                <w:rFonts w:ascii="Helvetica" w:hAnsi="Helvetica" w:eastAsia="Helvetica" w:cs="Helvetica"/>
-                <w:i w:val="false"/>
-                <w:b w:val="false"/>
-                <w:u w:val="none"/>
-                <w:sz w:val="22"/>
-                <w:szCs w:val="22"/>
-                <w:color w:val="000000"/>
-              </w:rPr>
-            </w:pPr>
-            <w:r>
-              <w:rPr>
-                <w:rFonts w:ascii="Helvetica" w:hAnsi="Helvetica" w:eastAsia="Helvetica" w:cs="Helvetica"/>
-                <w:i w:val="false"/>
-                <w:b w:val="false"/>
-                <w:u w:val="none"/>
-                <w:sz w:val="22"/>
-                <w:szCs w:val="22"/>
-                <w:color w:val="000000"/>
-              </w:rPr>
-              <w:t xml:space="preserve">0.18, 4.23</w:t>
-            </w:r>
-          </w:p>
-        </w:tc>
-        <w:tc>
-          <w:tcPr>
-            <w:tcBorders>
-              <w:bottom w:val="none" w:sz="0" w:space="0" w:color="000000"/>
-              <w:top w:val="none" w:sz="0" w:space="0" w:color="000000"/>
-              <w:left w:val="none" w:sz="0" w:space="0" w:color="000000"/>
-              <w:right w:val="none" w:sz="0" w:space="0" w:color="000000"/>
-            </w:tcBorders>
-            <w:shd w:val="clear" w:color="auto" w:fill="FFFFFF"/>
-            <w:tcMar>
-              <w:top w:w="0" w:type="dxa"/>
-              <w:bottom w:w="0" w:type="dxa"/>
-              <w:left w:w="0" w:type="dxa"/>
-              <w:right w:w="0" w:type="dxa"/>
-            </w:tcMar>
-            <w:vAlign w:val="top"/>
-          </w:tcPr>
-          <w:p>
-            <w:pPr>
-              <w:pStyle w:val="Normal"/>
-              <w:jc w:val="center"/>
-              <w:pBdr>
-                <w:bottom w:val="none" w:sz="0" w:space="0" w:color="000000"/>
-                <w:top w:val="none" w:sz="0" w:space="0" w:color="000000"/>
-                <w:left w:val="none" w:sz="0" w:space="0" w:color="000000"/>
-                <w:right w:val="none" w:sz="0" w:space="0" w:color="000000"/>
-              </w:pBdr>
-              <w:spacing w:after="100" w:before="100" w:line="240"/>
-              <w:ind w:left="100" w:right="100" w:firstLine="0" w:firstLineChars="0"/>
-              <w:rPr>
-                <w:rFonts w:ascii="Helvetica" w:hAnsi="Helvetica" w:eastAsia="Helvetica" w:cs="Helvetica"/>
-                <w:i w:val="false"/>
-                <w:b w:val="false"/>
-                <w:u w:val="none"/>
-                <w:sz w:val="22"/>
-                <w:szCs w:val="22"/>
-                <w:color w:val="000000"/>
-              </w:rPr>
-            </w:pPr>
-            <w:r>
-              <w:rPr>
-                <w:rFonts w:ascii="Helvetica" w:hAnsi="Helvetica" w:eastAsia="Helvetica" w:cs="Helvetica"/>
-                <w:i w:val="false"/>
-                <w:b w:val="false"/>
-                <w:u w:val="none"/>
-                <w:sz w:val="22"/>
-                <w:szCs w:val="22"/>
-                <w:color w:val="000000"/>
-              </w:rPr>
-              <w:t xml:space="preserve">0.860</w:t>
-            </w:r>
-          </w:p>
-        </w:tc>
-        <w:tc>
-          <w:tcPr>
-            <w:tcBorders>
-              <w:bottom w:val="none" w:sz="0" w:space="0" w:color="000000"/>
-              <w:top w:val="none" w:sz="0" w:space="0" w:color="000000"/>
-              <w:left w:val="none" w:sz="0" w:space="0" w:color="000000"/>
-              <w:right w:val="none" w:sz="0" w:space="0" w:color="000000"/>
-            </w:tcBorders>
-            <w:shd w:val="clear" w:color="auto" w:fill="FFFFFF"/>
-            <w:tcMar>
-              <w:top w:w="0" w:type="dxa"/>
-              <w:bottom w:w="0" w:type="dxa"/>
-              <w:left w:w="0" w:type="dxa"/>
-              <w:right w:w="0" w:type="dxa"/>
-            </w:tcMar>
-            <w:vAlign w:val="top"/>
-          </w:tcPr>
-          <w:p>
-            <w:pPr>
-              <w:pStyle w:val="Normal"/>
-              <w:jc w:val="center"/>
-              <w:pBdr>
-                <w:bottom w:val="none" w:sz="0" w:space="0" w:color="000000"/>
-                <w:top w:val="none" w:sz="0" w:space="0" w:color="000000"/>
-                <w:left w:val="none" w:sz="0" w:space="0" w:color="000000"/>
-                <w:right w:val="none" w:sz="0" w:space="0" w:color="000000"/>
-              </w:pBdr>
-              <w:spacing w:after="100" w:before="100" w:line="240"/>
-              <w:ind w:left="100" w:right="100" w:firstLine="0" w:firstLineChars="0"/>
-              <w:rPr>
-                <w:rFonts w:ascii="Helvetica" w:hAnsi="Helvetica" w:eastAsia="Helvetica" w:cs="Helvetica"/>
-                <w:i w:val="false"/>
-                <w:b w:val="false"/>
-                <w:u w:val="none"/>
-                <w:sz w:val="22"/>
-                <w:szCs w:val="22"/>
-                <w:color w:val="000000"/>
-              </w:rPr>
-            </w:pPr>
-            <w:r>
-              <w:rPr>
-                <w:rFonts w:ascii="Helvetica" w:hAnsi="Helvetica" w:eastAsia="Helvetica" w:cs="Helvetica"/>
-                <w:i w:val="false"/>
-                <w:b w:val="false"/>
-                <w:u w:val="none"/>
-                <w:sz w:val="22"/>
-                <w:szCs w:val="22"/>
-                <w:color w:val="000000"/>
-              </w:rPr>
-              <w:t xml:space="preserve">143</w:t>
+              <w:t xml:space="preserve">142</w:t>
+            </w:r>
+          </w:p>
+        </w:tc>
+        <w:tc>
+          <w:tcPr>
+            <w:tcBorders>
+              <w:bottom w:val="none" w:sz="0" w:space="0" w:color="000000"/>
+              <w:top w:val="none" w:sz="0" w:space="0" w:color="000000"/>
+              <w:left w:val="none" w:sz="0" w:space="0" w:color="000000"/>
+              <w:right w:val="none" w:sz="0" w:space="0" w:color="000000"/>
+            </w:tcBorders>
+            <w:shd w:val="clear" w:color="auto" w:fill="FFFFFF"/>
+            <w:tcMar>
+              <w:top w:w="0" w:type="dxa"/>
+              <w:bottom w:w="0" w:type="dxa"/>
+              <w:left w:w="0" w:type="dxa"/>
+              <w:right w:w="0" w:type="dxa"/>
+            </w:tcMar>
+            <w:vAlign w:val="top"/>
+          </w:tcPr>
+          <w:p>
+            <w:pPr>
+              <w:pStyle w:val="Normal"/>
+              <w:jc w:val="center"/>
+              <w:pBdr>
+                <w:bottom w:val="none" w:sz="0" w:space="0" w:color="000000"/>
+                <w:top w:val="none" w:sz="0" w:space="0" w:color="000000"/>
+                <w:left w:val="none" w:sz="0" w:space="0" w:color="000000"/>
+                <w:right w:val="none" w:sz="0" w:space="0" w:color="000000"/>
+              </w:pBdr>
+              <w:spacing w:after="100" w:before="100" w:line="240"/>
+              <w:ind w:left="100" w:right="100" w:firstLine="0" w:firstLineChars="0"/>
+              <w:rPr>
+                <w:rFonts w:ascii="Helvetica" w:hAnsi="Helvetica" w:eastAsia="Helvetica" w:cs="Helvetica"/>
+                <w:i w:val="false"/>
+                <w:b w:val="false"/>
+                <w:u w:val="none"/>
+                <w:sz w:val="22"/>
+                <w:szCs w:val="22"/>
+                <w:color w:val="000000"/>
+              </w:rPr>
+            </w:pPr>
+            <w:r>
+              <w:rPr>
+                <w:rFonts w:ascii="Helvetica" w:hAnsi="Helvetica" w:eastAsia="Helvetica" w:cs="Helvetica"/>
+                <w:i w:val="false"/>
+                <w:b w:val="false"/>
+                <w:u w:val="none"/>
+                <w:sz w:val="22"/>
+                <w:szCs w:val="22"/>
+                <w:color w:val="000000"/>
+              </w:rPr>
+              <w:t xml:space="preserve">0.85</w:t>
+            </w:r>
+          </w:p>
+        </w:tc>
+        <w:tc>
+          <w:tcPr>
+            <w:tcBorders>
+              <w:bottom w:val="none" w:sz="0" w:space="0" w:color="000000"/>
+              <w:top w:val="none" w:sz="0" w:space="0" w:color="000000"/>
+              <w:left w:val="none" w:sz="0" w:space="0" w:color="000000"/>
+              <w:right w:val="none" w:sz="0" w:space="0" w:color="000000"/>
+            </w:tcBorders>
+            <w:shd w:val="clear" w:color="auto" w:fill="FFFFFF"/>
+            <w:tcMar>
+              <w:top w:w="0" w:type="dxa"/>
+              <w:bottom w:w="0" w:type="dxa"/>
+              <w:left w:w="0" w:type="dxa"/>
+              <w:right w:w="0" w:type="dxa"/>
+            </w:tcMar>
+            <w:vAlign w:val="top"/>
+          </w:tcPr>
+          <w:p>
+            <w:pPr>
+              <w:pStyle w:val="Normal"/>
+              <w:jc w:val="center"/>
+              <w:pBdr>
+                <w:bottom w:val="none" w:sz="0" w:space="0" w:color="000000"/>
+                <w:top w:val="none" w:sz="0" w:space="0" w:color="000000"/>
+                <w:left w:val="none" w:sz="0" w:space="0" w:color="000000"/>
+                <w:right w:val="none" w:sz="0" w:space="0" w:color="000000"/>
+              </w:pBdr>
+              <w:spacing w:after="100" w:before="100" w:line="240"/>
+              <w:ind w:left="100" w:right="100" w:firstLine="0" w:firstLineChars="0"/>
+              <w:rPr>
+                <w:rFonts w:ascii="Helvetica" w:hAnsi="Helvetica" w:eastAsia="Helvetica" w:cs="Helvetica"/>
+                <w:i w:val="false"/>
+                <w:b w:val="false"/>
+                <w:u w:val="none"/>
+                <w:sz w:val="22"/>
+                <w:szCs w:val="22"/>
+                <w:color w:val="000000"/>
+              </w:rPr>
+            </w:pPr>
+            <w:r>
+              <w:rPr>
+                <w:rFonts w:ascii="Helvetica" w:hAnsi="Helvetica" w:eastAsia="Helvetica" w:cs="Helvetica"/>
+                <w:i w:val="false"/>
+                <w:b w:val="false"/>
+                <w:u w:val="none"/>
+                <w:sz w:val="22"/>
+                <w:szCs w:val="22"/>
+                <w:color w:val="000000"/>
+              </w:rPr>
+              <w:t xml:space="preserve">0.17, 4.16</w:t>
+            </w:r>
+          </w:p>
+        </w:tc>
+        <w:tc>
+          <w:tcPr>
+            <w:tcBorders>
+              <w:bottom w:val="none" w:sz="0" w:space="0" w:color="000000"/>
+              <w:top w:val="none" w:sz="0" w:space="0" w:color="000000"/>
+              <w:left w:val="none" w:sz="0" w:space="0" w:color="000000"/>
+              <w:right w:val="none" w:sz="0" w:space="0" w:color="000000"/>
+            </w:tcBorders>
+            <w:shd w:val="clear" w:color="auto" w:fill="FFFFFF"/>
+            <w:tcMar>
+              <w:top w:w="0" w:type="dxa"/>
+              <w:bottom w:w="0" w:type="dxa"/>
+              <w:left w:w="0" w:type="dxa"/>
+              <w:right w:w="0" w:type="dxa"/>
+            </w:tcMar>
+            <w:vAlign w:val="top"/>
+          </w:tcPr>
+          <w:p>
+            <w:pPr>
+              <w:pStyle w:val="Normal"/>
+              <w:jc w:val="center"/>
+              <w:pBdr>
+                <w:bottom w:val="none" w:sz="0" w:space="0" w:color="000000"/>
+                <w:top w:val="none" w:sz="0" w:space="0" w:color="000000"/>
+                <w:left w:val="none" w:sz="0" w:space="0" w:color="000000"/>
+                <w:right w:val="none" w:sz="0" w:space="0" w:color="000000"/>
+              </w:pBdr>
+              <w:spacing w:after="100" w:before="100" w:line="240"/>
+              <w:ind w:left="100" w:right="100" w:firstLine="0" w:firstLineChars="0"/>
+              <w:rPr>
+                <w:rFonts w:ascii="Helvetica" w:hAnsi="Helvetica" w:eastAsia="Helvetica" w:cs="Helvetica"/>
+                <w:i w:val="false"/>
+                <w:b w:val="false"/>
+                <w:u w:val="none"/>
+                <w:sz w:val="22"/>
+                <w:szCs w:val="22"/>
+                <w:color w:val="000000"/>
+              </w:rPr>
+            </w:pPr>
+            <w:r>
+              <w:rPr>
+                <w:rFonts w:ascii="Helvetica" w:hAnsi="Helvetica" w:eastAsia="Helvetica" w:cs="Helvetica"/>
+                <w:i w:val="false"/>
+                <w:b w:val="false"/>
+                <w:u w:val="none"/>
+                <w:sz w:val="22"/>
+                <w:szCs w:val="22"/>
+                <w:color w:val="000000"/>
+              </w:rPr>
+              <w:t xml:space="preserve">0.840</w:t>
+            </w:r>
+          </w:p>
+        </w:tc>
+        <w:tc>
+          <w:tcPr>
+            <w:tcBorders>
+              <w:bottom w:val="none" w:sz="0" w:space="0" w:color="000000"/>
+              <w:top w:val="none" w:sz="0" w:space="0" w:color="000000"/>
+              <w:left w:val="none" w:sz="0" w:space="0" w:color="000000"/>
+              <w:right w:val="none" w:sz="0" w:space="0" w:color="000000"/>
+            </w:tcBorders>
+            <w:shd w:val="clear" w:color="auto" w:fill="FFFFFF"/>
+            <w:tcMar>
+              <w:top w:w="0" w:type="dxa"/>
+              <w:bottom w:w="0" w:type="dxa"/>
+              <w:left w:w="0" w:type="dxa"/>
+              <w:right w:w="0" w:type="dxa"/>
+            </w:tcMar>
+            <w:vAlign w:val="top"/>
+          </w:tcPr>
+          <w:p>
+            <w:pPr>
+              <w:pStyle w:val="Normal"/>
+              <w:jc w:val="center"/>
+              <w:pBdr>
+                <w:bottom w:val="none" w:sz="0" w:space="0" w:color="000000"/>
+                <w:top w:val="none" w:sz="0" w:space="0" w:color="000000"/>
+                <w:left w:val="none" w:sz="0" w:space="0" w:color="000000"/>
+                <w:right w:val="none" w:sz="0" w:space="0" w:color="000000"/>
+              </w:pBdr>
+              <w:spacing w:after="100" w:before="100" w:line="240"/>
+              <w:ind w:left="100" w:right="100" w:firstLine="0" w:firstLineChars="0"/>
+              <w:rPr>
+                <w:rFonts w:ascii="Helvetica" w:hAnsi="Helvetica" w:eastAsia="Helvetica" w:cs="Helvetica"/>
+                <w:i w:val="false"/>
+                <w:b w:val="false"/>
+                <w:u w:val="none"/>
+                <w:sz w:val="22"/>
+                <w:szCs w:val="22"/>
+                <w:color w:val="000000"/>
+              </w:rPr>
+            </w:pPr>
+            <w:r>
+              <w:rPr>
+                <w:rFonts w:ascii="Helvetica" w:hAnsi="Helvetica" w:eastAsia="Helvetica" w:cs="Helvetica"/>
+                <w:i w:val="false"/>
+                <w:b w:val="false"/>
+                <w:u w:val="none"/>
+                <w:sz w:val="22"/>
+                <w:szCs w:val="22"/>
+                <w:color w:val="000000"/>
+              </w:rPr>
+              <w:t xml:space="preserve">142</w:t>
             </w:r>
           </w:p>
         </w:tc>
@@ -10498,7 +10498,7 @@
                 <w:szCs w:val="22"/>
                 <w:color w:val="000000"/>
               </w:rPr>
-              <w:t xml:space="preserve">143</w:t>
+              <w:t xml:space="preserve">142</w:t>
             </w:r>
           </w:p>
         </w:tc>
@@ -10710,7 +10710,7 @@
                 <w:szCs w:val="22"/>
                 <w:color w:val="000000"/>
               </w:rPr>
-              <w:t xml:space="preserve">143</w:t>
+              <w:t xml:space="preserve">142</w:t>
             </w:r>
           </w:p>
         </w:tc>
@@ -10816,60 +10816,60 @@
                 <w:szCs w:val="22"/>
                 <w:color w:val="000000"/>
               </w:rPr>
-              <w:t xml:space="preserve">0.00, 0.00</w:t>
-            </w:r>
-          </w:p>
-        </w:tc>
-        <w:tc>
-          <w:tcPr>
-            <w:tcBorders>
-              <w:bottom w:val="none" w:sz="0" w:space="0" w:color="000000"/>
-              <w:top w:val="none" w:sz="0" w:space="0" w:color="000000"/>
-              <w:left w:val="none" w:sz="0" w:space="0" w:color="000000"/>
-              <w:right w:val="none" w:sz="0" w:space="0" w:color="000000"/>
-            </w:tcBorders>
-            <w:shd w:val="clear" w:color="auto" w:fill="FFFFFF"/>
-            <w:tcMar>
-              <w:top w:w="0" w:type="dxa"/>
-              <w:bottom w:w="0" w:type="dxa"/>
-              <w:left w:w="0" w:type="dxa"/>
-              <w:right w:w="0" w:type="dxa"/>
-            </w:tcMar>
-            <w:vAlign w:val="top"/>
-          </w:tcPr>
-          <w:p>
-            <w:pPr>
-              <w:pStyle w:val="Normal"/>
-              <w:jc w:val="center"/>
-              <w:pBdr>
-                <w:bottom w:val="none" w:sz="0" w:space="0" w:color="000000"/>
-                <w:top w:val="none" w:sz="0" w:space="0" w:color="000000"/>
-                <w:left w:val="none" w:sz="0" w:space="0" w:color="000000"/>
-                <w:right w:val="none" w:sz="0" w:space="0" w:color="000000"/>
-              </w:pBdr>
-              <w:spacing w:after="100" w:before="100" w:line="240"/>
-              <w:ind w:left="100" w:right="100" w:firstLine="0" w:firstLineChars="0"/>
-              <w:rPr>
-                <w:rFonts w:ascii="Helvetica" w:hAnsi="Helvetica" w:eastAsia="Helvetica" w:cs="Helvetica"/>
-                <w:i w:val="false"/>
-                <w:b w:val="false"/>
-                <w:u w:val="none"/>
-                <w:sz w:val="22"/>
-                <w:szCs w:val="22"/>
-                <w:color w:val="000000"/>
-              </w:rPr>
-            </w:pPr>
-            <w:r>
-              <w:rPr>
-                <w:rFonts w:ascii="Helvetica" w:hAnsi="Helvetica" w:eastAsia="Helvetica" w:cs="Helvetica"/>
-                <w:i w:val="false"/>
-                <w:b w:val="false"/>
-                <w:u w:val="none"/>
-                <w:sz w:val="22"/>
-                <w:szCs w:val="22"/>
-                <w:color w:val="000000"/>
-              </w:rPr>
-              <w:t xml:space="preserve">&lt;0.001</w:t>
+              <w:t xml:space="preserve">0.00, 0.13</w:t>
+            </w:r>
+          </w:p>
+        </w:tc>
+        <w:tc>
+          <w:tcPr>
+            <w:tcBorders>
+              <w:bottom w:val="none" w:sz="0" w:space="0" w:color="000000"/>
+              <w:top w:val="none" w:sz="0" w:space="0" w:color="000000"/>
+              <w:left w:val="none" w:sz="0" w:space="0" w:color="000000"/>
+              <w:right w:val="none" w:sz="0" w:space="0" w:color="000000"/>
+            </w:tcBorders>
+            <w:shd w:val="clear" w:color="auto" w:fill="FFFFFF"/>
+            <w:tcMar>
+              <w:top w:w="0" w:type="dxa"/>
+              <w:bottom w:w="0" w:type="dxa"/>
+              <w:left w:w="0" w:type="dxa"/>
+              <w:right w:w="0" w:type="dxa"/>
+            </w:tcMar>
+            <w:vAlign w:val="top"/>
+          </w:tcPr>
+          <w:p>
+            <w:pPr>
+              <w:pStyle w:val="Normal"/>
+              <w:jc w:val="center"/>
+              <w:pBdr>
+                <w:bottom w:val="none" w:sz="0" w:space="0" w:color="000000"/>
+                <w:top w:val="none" w:sz="0" w:space="0" w:color="000000"/>
+                <w:left w:val="none" w:sz="0" w:space="0" w:color="000000"/>
+                <w:right w:val="none" w:sz="0" w:space="0" w:color="000000"/>
+              </w:pBdr>
+              <w:spacing w:after="100" w:before="100" w:line="240"/>
+              <w:ind w:left="100" w:right="100" w:firstLine="0" w:firstLineChars="0"/>
+              <w:rPr>
+                <w:rFonts w:ascii="Helvetica" w:hAnsi="Helvetica" w:eastAsia="Helvetica" w:cs="Helvetica"/>
+                <w:i w:val="false"/>
+                <w:b w:val="false"/>
+                <w:u w:val="none"/>
+                <w:sz w:val="22"/>
+                <w:szCs w:val="22"/>
+                <w:color w:val="000000"/>
+              </w:rPr>
+            </w:pPr>
+            <w:r>
+              <w:rPr>
+                <w:rFonts w:ascii="Helvetica" w:hAnsi="Helvetica" w:eastAsia="Helvetica" w:cs="Helvetica"/>
+                <w:i w:val="false"/>
+                <w:b w:val="false"/>
+                <w:u w:val="none"/>
+                <w:sz w:val="22"/>
+                <w:szCs w:val="22"/>
+                <w:color w:val="000000"/>
+              </w:rPr>
+              <w:t xml:space="preserve">0.013</w:t>
             </w:r>
           </w:p>
         </w:tc>
@@ -10981,7 +10981,7 @@
                 <w:szCs w:val="22"/>
                 <w:color w:val="000000"/>
               </w:rPr>
-              <w:t xml:space="preserve">143</w:t>
+              <w:t xml:space="preserve">142</w:t>
             </w:r>
           </w:p>
         </w:tc>
@@ -11193,166 +11193,166 @@
                 <w:szCs w:val="22"/>
                 <w:color w:val="000000"/>
               </w:rPr>
-              <w:t xml:space="preserve">143</w:t>
-            </w:r>
-          </w:p>
-        </w:tc>
-        <w:tc>
-          <w:tcPr>
-            <w:tcBorders>
-              <w:bottom w:val="none" w:sz="0" w:space="0" w:color="000000"/>
-              <w:top w:val="none" w:sz="0" w:space="0" w:color="000000"/>
-              <w:left w:val="none" w:sz="0" w:space="0" w:color="000000"/>
-              <w:right w:val="none" w:sz="0" w:space="0" w:color="000000"/>
-            </w:tcBorders>
-            <w:shd w:val="clear" w:color="auto" w:fill="FFFFFF"/>
-            <w:tcMar>
-              <w:top w:w="0" w:type="dxa"/>
-              <w:bottom w:w="0" w:type="dxa"/>
-              <w:left w:w="0" w:type="dxa"/>
-              <w:right w:w="0" w:type="dxa"/>
-            </w:tcMar>
-            <w:vAlign w:val="top"/>
-          </w:tcPr>
-          <w:p>
-            <w:pPr>
-              <w:pStyle w:val="Normal"/>
-              <w:jc w:val="center"/>
-              <w:pBdr>
-                <w:bottom w:val="none" w:sz="0" w:space="0" w:color="000000"/>
-                <w:top w:val="none" w:sz="0" w:space="0" w:color="000000"/>
-                <w:left w:val="none" w:sz="0" w:space="0" w:color="000000"/>
-                <w:right w:val="none" w:sz="0" w:space="0" w:color="000000"/>
-              </w:pBdr>
-              <w:spacing w:after="100" w:before="100" w:line="240"/>
-              <w:ind w:left="100" w:right="100" w:firstLine="0" w:firstLineChars="0"/>
-              <w:rPr>
-                <w:rFonts w:ascii="Helvetica" w:hAnsi="Helvetica" w:eastAsia="Helvetica" w:cs="Helvetica"/>
-                <w:i w:val="false"/>
-                <w:b w:val="false"/>
-                <w:u w:val="none"/>
-                <w:sz w:val="22"/>
-                <w:szCs w:val="22"/>
-                <w:color w:val="000000"/>
-              </w:rPr>
-            </w:pPr>
-            <w:r>
-              <w:rPr>
-                <w:rFonts w:ascii="Helvetica" w:hAnsi="Helvetica" w:eastAsia="Helvetica" w:cs="Helvetica"/>
-                <w:i w:val="false"/>
-                <w:b w:val="false"/>
-                <w:u w:val="none"/>
-                <w:sz w:val="22"/>
-                <w:szCs w:val="22"/>
-                <w:color w:val="000000"/>
-              </w:rPr>
-              <w:t xml:space="preserve">7.29</w:t>
-            </w:r>
-          </w:p>
-        </w:tc>
-        <w:tc>
-          <w:tcPr>
-            <w:tcBorders>
-              <w:bottom w:val="none" w:sz="0" w:space="0" w:color="000000"/>
-              <w:top w:val="none" w:sz="0" w:space="0" w:color="000000"/>
-              <w:left w:val="none" w:sz="0" w:space="0" w:color="000000"/>
-              <w:right w:val="none" w:sz="0" w:space="0" w:color="000000"/>
-            </w:tcBorders>
-            <w:shd w:val="clear" w:color="auto" w:fill="FFFFFF"/>
-            <w:tcMar>
-              <w:top w:w="0" w:type="dxa"/>
-              <w:bottom w:w="0" w:type="dxa"/>
-              <w:left w:w="0" w:type="dxa"/>
-              <w:right w:w="0" w:type="dxa"/>
-            </w:tcMar>
-            <w:vAlign w:val="top"/>
-          </w:tcPr>
-          <w:p>
-            <w:pPr>
-              <w:pStyle w:val="Normal"/>
-              <w:jc w:val="center"/>
-              <w:pBdr>
-                <w:bottom w:val="none" w:sz="0" w:space="0" w:color="000000"/>
-                <w:top w:val="none" w:sz="0" w:space="0" w:color="000000"/>
-                <w:left w:val="none" w:sz="0" w:space="0" w:color="000000"/>
-                <w:right w:val="none" w:sz="0" w:space="0" w:color="000000"/>
-              </w:pBdr>
-              <w:spacing w:after="100" w:before="100" w:line="240"/>
-              <w:ind w:left="100" w:right="100" w:firstLine="0" w:firstLineChars="0"/>
-              <w:rPr>
-                <w:rFonts w:ascii="Helvetica" w:hAnsi="Helvetica" w:eastAsia="Helvetica" w:cs="Helvetica"/>
-                <w:i w:val="false"/>
-                <w:b w:val="false"/>
-                <w:u w:val="none"/>
-                <w:sz w:val="22"/>
-                <w:szCs w:val="22"/>
-                <w:color w:val="000000"/>
-              </w:rPr>
-            </w:pPr>
-            <w:r>
-              <w:rPr>
-                <w:rFonts w:ascii="Helvetica" w:hAnsi="Helvetica" w:eastAsia="Helvetica" w:cs="Helvetica"/>
-                <w:i w:val="false"/>
-                <w:b w:val="false"/>
-                <w:u w:val="none"/>
-                <w:sz w:val="22"/>
-                <w:szCs w:val="22"/>
-                <w:color w:val="000000"/>
-              </w:rPr>
-              <w:t xml:space="preserve">0.03, 2,034</w:t>
-            </w:r>
-          </w:p>
-        </w:tc>
-        <w:tc>
-          <w:tcPr>
-            <w:tcBorders>
-              <w:bottom w:val="none" w:sz="0" w:space="0" w:color="000000"/>
-              <w:top w:val="none" w:sz="0" w:space="0" w:color="000000"/>
-              <w:left w:val="none" w:sz="0" w:space="0" w:color="000000"/>
-              <w:right w:val="none" w:sz="0" w:space="0" w:color="000000"/>
-            </w:tcBorders>
-            <w:shd w:val="clear" w:color="auto" w:fill="FFFFFF"/>
-            <w:tcMar>
-              <w:top w:w="0" w:type="dxa"/>
-              <w:bottom w:w="0" w:type="dxa"/>
-              <w:left w:w="0" w:type="dxa"/>
-              <w:right w:w="0" w:type="dxa"/>
-            </w:tcMar>
-            <w:vAlign w:val="top"/>
-          </w:tcPr>
-          <w:p>
-            <w:pPr>
-              <w:pStyle w:val="Normal"/>
-              <w:jc w:val="center"/>
-              <w:pBdr>
-                <w:bottom w:val="none" w:sz="0" w:space="0" w:color="000000"/>
-                <w:top w:val="none" w:sz="0" w:space="0" w:color="000000"/>
-                <w:left w:val="none" w:sz="0" w:space="0" w:color="000000"/>
-                <w:right w:val="none" w:sz="0" w:space="0" w:color="000000"/>
-              </w:pBdr>
-              <w:spacing w:after="100" w:before="100" w:line="240"/>
-              <w:ind w:left="100" w:right="100" w:firstLine="0" w:firstLineChars="0"/>
-              <w:rPr>
-                <w:rFonts w:ascii="Helvetica" w:hAnsi="Helvetica" w:eastAsia="Helvetica" w:cs="Helvetica"/>
-                <w:i w:val="false"/>
-                <w:b w:val="false"/>
-                <w:u w:val="none"/>
-                <w:sz w:val="22"/>
-                <w:szCs w:val="22"/>
-                <w:color w:val="000000"/>
-              </w:rPr>
-            </w:pPr>
-            <w:r>
-              <w:rPr>
-                <w:rFonts w:ascii="Helvetica" w:hAnsi="Helvetica" w:eastAsia="Helvetica" w:cs="Helvetica"/>
-                <w:i w:val="false"/>
-                <w:b w:val="false"/>
-                <w:u w:val="none"/>
-                <w:sz w:val="22"/>
-                <w:szCs w:val="22"/>
-                <w:color w:val="000000"/>
-              </w:rPr>
-              <w:t xml:space="preserve">0.490</w:t>
+              <w:t xml:space="preserve">142</w:t>
+            </w:r>
+          </w:p>
+        </w:tc>
+        <w:tc>
+          <w:tcPr>
+            <w:tcBorders>
+              <w:bottom w:val="none" w:sz="0" w:space="0" w:color="000000"/>
+              <w:top w:val="none" w:sz="0" w:space="0" w:color="000000"/>
+              <w:left w:val="none" w:sz="0" w:space="0" w:color="000000"/>
+              <w:right w:val="none" w:sz="0" w:space="0" w:color="000000"/>
+            </w:tcBorders>
+            <w:shd w:val="clear" w:color="auto" w:fill="FFFFFF"/>
+            <w:tcMar>
+              <w:top w:w="0" w:type="dxa"/>
+              <w:bottom w:w="0" w:type="dxa"/>
+              <w:left w:w="0" w:type="dxa"/>
+              <w:right w:w="0" w:type="dxa"/>
+            </w:tcMar>
+            <w:vAlign w:val="top"/>
+          </w:tcPr>
+          <w:p>
+            <w:pPr>
+              <w:pStyle w:val="Normal"/>
+              <w:jc w:val="center"/>
+              <w:pBdr>
+                <w:bottom w:val="none" w:sz="0" w:space="0" w:color="000000"/>
+                <w:top w:val="none" w:sz="0" w:space="0" w:color="000000"/>
+                <w:left w:val="none" w:sz="0" w:space="0" w:color="000000"/>
+                <w:right w:val="none" w:sz="0" w:space="0" w:color="000000"/>
+              </w:pBdr>
+              <w:spacing w:after="100" w:before="100" w:line="240"/>
+              <w:ind w:left="100" w:right="100" w:firstLine="0" w:firstLineChars="0"/>
+              <w:rPr>
+                <w:rFonts w:ascii="Helvetica" w:hAnsi="Helvetica" w:eastAsia="Helvetica" w:cs="Helvetica"/>
+                <w:i w:val="false"/>
+                <w:b w:val="false"/>
+                <w:u w:val="none"/>
+                <w:sz w:val="22"/>
+                <w:szCs w:val="22"/>
+                <w:color w:val="000000"/>
+              </w:rPr>
+            </w:pPr>
+            <w:r>
+              <w:rPr>
+                <w:rFonts w:ascii="Helvetica" w:hAnsi="Helvetica" w:eastAsia="Helvetica" w:cs="Helvetica"/>
+                <w:i w:val="false"/>
+                <w:b w:val="false"/>
+                <w:u w:val="none"/>
+                <w:sz w:val="22"/>
+                <w:szCs w:val="22"/>
+                <w:color w:val="000000"/>
+              </w:rPr>
+              <w:t xml:space="preserve">14.9</w:t>
+            </w:r>
+          </w:p>
+        </w:tc>
+        <w:tc>
+          <w:tcPr>
+            <w:tcBorders>
+              <w:bottom w:val="none" w:sz="0" w:space="0" w:color="000000"/>
+              <w:top w:val="none" w:sz="0" w:space="0" w:color="000000"/>
+              <w:left w:val="none" w:sz="0" w:space="0" w:color="000000"/>
+              <w:right w:val="none" w:sz="0" w:space="0" w:color="000000"/>
+            </w:tcBorders>
+            <w:shd w:val="clear" w:color="auto" w:fill="FFFFFF"/>
+            <w:tcMar>
+              <w:top w:w="0" w:type="dxa"/>
+              <w:bottom w:w="0" w:type="dxa"/>
+              <w:left w:w="0" w:type="dxa"/>
+              <w:right w:w="0" w:type="dxa"/>
+            </w:tcMar>
+            <w:vAlign w:val="top"/>
+          </w:tcPr>
+          <w:p>
+            <w:pPr>
+              <w:pStyle w:val="Normal"/>
+              <w:jc w:val="center"/>
+              <w:pBdr>
+                <w:bottom w:val="none" w:sz="0" w:space="0" w:color="000000"/>
+                <w:top w:val="none" w:sz="0" w:space="0" w:color="000000"/>
+                <w:left w:val="none" w:sz="0" w:space="0" w:color="000000"/>
+                <w:right w:val="none" w:sz="0" w:space="0" w:color="000000"/>
+              </w:pBdr>
+              <w:spacing w:after="100" w:before="100" w:line="240"/>
+              <w:ind w:left="100" w:right="100" w:firstLine="0" w:firstLineChars="0"/>
+              <w:rPr>
+                <w:rFonts w:ascii="Helvetica" w:hAnsi="Helvetica" w:eastAsia="Helvetica" w:cs="Helvetica"/>
+                <w:i w:val="false"/>
+                <w:b w:val="false"/>
+                <w:u w:val="none"/>
+                <w:sz w:val="22"/>
+                <w:szCs w:val="22"/>
+                <w:color w:val="000000"/>
+              </w:rPr>
+            </w:pPr>
+            <w:r>
+              <w:rPr>
+                <w:rFonts w:ascii="Helvetica" w:hAnsi="Helvetica" w:eastAsia="Helvetica" w:cs="Helvetica"/>
+                <w:i w:val="false"/>
+                <w:b w:val="false"/>
+                <w:u w:val="none"/>
+                <w:sz w:val="22"/>
+                <w:szCs w:val="22"/>
+                <w:color w:val="000000"/>
+              </w:rPr>
+              <w:t xml:space="preserve">0.15, 1,520</w:t>
+            </w:r>
+          </w:p>
+        </w:tc>
+        <w:tc>
+          <w:tcPr>
+            <w:tcBorders>
+              <w:bottom w:val="none" w:sz="0" w:space="0" w:color="000000"/>
+              <w:top w:val="none" w:sz="0" w:space="0" w:color="000000"/>
+              <w:left w:val="none" w:sz="0" w:space="0" w:color="000000"/>
+              <w:right w:val="none" w:sz="0" w:space="0" w:color="000000"/>
+            </w:tcBorders>
+            <w:shd w:val="clear" w:color="auto" w:fill="FFFFFF"/>
+            <w:tcMar>
+              <w:top w:w="0" w:type="dxa"/>
+              <w:bottom w:w="0" w:type="dxa"/>
+              <w:left w:w="0" w:type="dxa"/>
+              <w:right w:w="0" w:type="dxa"/>
+            </w:tcMar>
+            <w:vAlign w:val="top"/>
+          </w:tcPr>
+          <w:p>
+            <w:pPr>
+              <w:pStyle w:val="Normal"/>
+              <w:jc w:val="center"/>
+              <w:pBdr>
+                <w:bottom w:val="none" w:sz="0" w:space="0" w:color="000000"/>
+                <w:top w:val="none" w:sz="0" w:space="0" w:color="000000"/>
+                <w:left w:val="none" w:sz="0" w:space="0" w:color="000000"/>
+                <w:right w:val="none" w:sz="0" w:space="0" w:color="000000"/>
+              </w:pBdr>
+              <w:spacing w:after="100" w:before="100" w:line="240"/>
+              <w:ind w:left="100" w:right="100" w:firstLine="0" w:firstLineChars="0"/>
+              <w:rPr>
+                <w:rFonts w:ascii="Helvetica" w:hAnsi="Helvetica" w:eastAsia="Helvetica" w:cs="Helvetica"/>
+                <w:i w:val="false"/>
+                <w:b w:val="false"/>
+                <w:u w:val="none"/>
+                <w:sz w:val="22"/>
+                <w:szCs w:val="22"/>
+                <w:color w:val="000000"/>
+              </w:rPr>
+            </w:pPr>
+            <w:r>
+              <w:rPr>
+                <w:rFonts w:ascii="Helvetica" w:hAnsi="Helvetica" w:eastAsia="Helvetica" w:cs="Helvetica"/>
+                <w:i w:val="false"/>
+                <w:b w:val="false"/>
+                <w:u w:val="none"/>
+                <w:sz w:val="22"/>
+                <w:szCs w:val="22"/>
+                <w:color w:val="000000"/>
+              </w:rPr>
+              <w:t xml:space="preserve">0.250</w:t>
             </w:r>
           </w:p>
         </w:tc>
@@ -11464,7 +11464,7 @@
                 <w:szCs w:val="22"/>
                 <w:color w:val="000000"/>
               </w:rPr>
-              <w:t xml:space="preserve">143</w:t>
+              <w:t xml:space="preserve">142</w:t>
             </w:r>
           </w:p>
         </w:tc>
@@ -11676,7 +11676,7 @@
                 <w:szCs w:val="22"/>
                 <w:color w:val="000000"/>
               </w:rPr>
-              <w:t xml:space="preserve">143</w:t>
+              <w:t xml:space="preserve">142</w:t>
             </w:r>
           </w:p>
         </w:tc>
@@ -11947,7 +11947,7 @@
                 <w:szCs w:val="22"/>
                 <w:color w:val="000000"/>
               </w:rPr>
-              <w:t xml:space="preserve">143</w:t>
+              <w:t xml:space="preserve">142</w:t>
             </w:r>
           </w:p>
         </w:tc>
@@ -12106,60 +12106,60 @@
                 <w:szCs w:val="22"/>
                 <w:color w:val="000000"/>
               </w:rPr>
-              <w:t xml:space="preserve">0.480</w:t>
-            </w:r>
-          </w:p>
-        </w:tc>
-        <w:tc>
-          <w:tcPr>
-            <w:tcBorders>
-              <w:bottom w:val="none" w:sz="0" w:space="0" w:color="000000"/>
-              <w:top w:val="none" w:sz="0" w:space="0" w:color="000000"/>
-              <w:left w:val="none" w:sz="0" w:space="0" w:color="000000"/>
-              <w:right w:val="none" w:sz="0" w:space="0" w:color="000000"/>
-            </w:tcBorders>
-            <w:shd w:val="clear" w:color="auto" w:fill="FFFFFF"/>
-            <w:tcMar>
-              <w:top w:w="0" w:type="dxa"/>
-              <w:bottom w:w="0" w:type="dxa"/>
-              <w:left w:w="0" w:type="dxa"/>
-              <w:right w:w="0" w:type="dxa"/>
-            </w:tcMar>
-            <w:vAlign w:val="top"/>
-          </w:tcPr>
-          <w:p>
-            <w:pPr>
-              <w:pStyle w:val="Normal"/>
-              <w:jc w:val="center"/>
-              <w:pBdr>
-                <w:bottom w:val="none" w:sz="0" w:space="0" w:color="000000"/>
-                <w:top w:val="none" w:sz="0" w:space="0" w:color="000000"/>
-                <w:left w:val="none" w:sz="0" w:space="0" w:color="000000"/>
-                <w:right w:val="none" w:sz="0" w:space="0" w:color="000000"/>
-              </w:pBdr>
-              <w:spacing w:after="100" w:before="100" w:line="240"/>
-              <w:ind w:left="100" w:right="100" w:firstLine="0" w:firstLineChars="0"/>
-              <w:rPr>
-                <w:rFonts w:ascii="Helvetica" w:hAnsi="Helvetica" w:eastAsia="Helvetica" w:cs="Helvetica"/>
-                <w:i w:val="false"/>
-                <w:b w:val="false"/>
-                <w:u w:val="none"/>
-                <w:sz w:val="22"/>
-                <w:szCs w:val="22"/>
-                <w:color w:val="000000"/>
-              </w:rPr>
-            </w:pPr>
-            <w:r>
-              <w:rPr>
-                <w:rFonts w:ascii="Helvetica" w:hAnsi="Helvetica" w:eastAsia="Helvetica" w:cs="Helvetica"/>
-                <w:i w:val="false"/>
-                <w:b w:val="false"/>
-                <w:u w:val="none"/>
-                <w:sz w:val="22"/>
-                <w:szCs w:val="22"/>
-                <w:color w:val="000000"/>
-              </w:rPr>
-              <w:t xml:space="preserve">143</w:t>
+              <w:t xml:space="preserve">0.460</w:t>
+            </w:r>
+          </w:p>
+        </w:tc>
+        <w:tc>
+          <w:tcPr>
+            <w:tcBorders>
+              <w:bottom w:val="none" w:sz="0" w:space="0" w:color="000000"/>
+              <w:top w:val="none" w:sz="0" w:space="0" w:color="000000"/>
+              <w:left w:val="none" w:sz="0" w:space="0" w:color="000000"/>
+              <w:right w:val="none" w:sz="0" w:space="0" w:color="000000"/>
+            </w:tcBorders>
+            <w:shd w:val="clear" w:color="auto" w:fill="FFFFFF"/>
+            <w:tcMar>
+              <w:top w:w="0" w:type="dxa"/>
+              <w:bottom w:w="0" w:type="dxa"/>
+              <w:left w:w="0" w:type="dxa"/>
+              <w:right w:w="0" w:type="dxa"/>
+            </w:tcMar>
+            <w:vAlign w:val="top"/>
+          </w:tcPr>
+          <w:p>
+            <w:pPr>
+              <w:pStyle w:val="Normal"/>
+              <w:jc w:val="center"/>
+              <w:pBdr>
+                <w:bottom w:val="none" w:sz="0" w:space="0" w:color="000000"/>
+                <w:top w:val="none" w:sz="0" w:space="0" w:color="000000"/>
+                <w:left w:val="none" w:sz="0" w:space="0" w:color="000000"/>
+                <w:right w:val="none" w:sz="0" w:space="0" w:color="000000"/>
+              </w:pBdr>
+              <w:spacing w:after="100" w:before="100" w:line="240"/>
+              <w:ind w:left="100" w:right="100" w:firstLine="0" w:firstLineChars="0"/>
+              <w:rPr>
+                <w:rFonts w:ascii="Helvetica" w:hAnsi="Helvetica" w:eastAsia="Helvetica" w:cs="Helvetica"/>
+                <w:i w:val="false"/>
+                <w:b w:val="false"/>
+                <w:u w:val="none"/>
+                <w:sz w:val="22"/>
+                <w:szCs w:val="22"/>
+                <w:color w:val="000000"/>
+              </w:rPr>
+            </w:pPr>
+            <w:r>
+              <w:rPr>
+                <w:rFonts w:ascii="Helvetica" w:hAnsi="Helvetica" w:eastAsia="Helvetica" w:cs="Helvetica"/>
+                <w:i w:val="false"/>
+                <w:b w:val="false"/>
+                <w:u w:val="none"/>
+                <w:sz w:val="22"/>
+                <w:szCs w:val="22"/>
+                <w:color w:val="000000"/>
+              </w:rPr>
+              <w:t xml:space="preserve">142</w:t>
             </w:r>
           </w:p>
         </w:tc>
@@ -12430,7 +12430,7 @@
                 <w:szCs w:val="22"/>
                 <w:color w:val="000000"/>
               </w:rPr>
-              <w:t xml:space="preserve">143</w:t>
+              <w:t xml:space="preserve">142</w:t>
             </w:r>
           </w:p>
         </w:tc>
@@ -12642,7 +12642,7 @@
                 <w:szCs w:val="22"/>
                 <w:color w:val="000000"/>
               </w:rPr>
-              <w:t xml:space="preserve">143</w:t>
+              <w:t xml:space="preserve">142</w:t>
             </w:r>
           </w:p>
         </w:tc>
@@ -12913,7 +12913,7 @@
                 <w:szCs w:val="22"/>
                 <w:color w:val="000000"/>
               </w:rPr>
-              <w:t xml:space="preserve">143</w:t>
+              <w:t xml:space="preserve">142</w:t>
             </w:r>
           </w:p>
         </w:tc>
@@ -13019,113 +13019,113 @@
                 <w:szCs w:val="22"/>
                 <w:color w:val="000000"/>
               </w:rPr>
-              <w:t xml:space="preserve">0.07, 5.01</w:t>
-            </w:r>
-          </w:p>
-        </w:tc>
-        <w:tc>
-          <w:tcPr>
-            <w:tcBorders>
-              <w:bottom w:val="none" w:sz="0" w:space="0" w:color="000000"/>
-              <w:top w:val="none" w:sz="0" w:space="0" w:color="000000"/>
-              <w:left w:val="none" w:sz="0" w:space="0" w:color="000000"/>
-              <w:right w:val="none" w:sz="0" w:space="0" w:color="000000"/>
-            </w:tcBorders>
-            <w:shd w:val="clear" w:color="auto" w:fill="FFFFFF"/>
-            <w:tcMar>
-              <w:top w:w="0" w:type="dxa"/>
-              <w:bottom w:w="0" w:type="dxa"/>
-              <w:left w:w="0" w:type="dxa"/>
-              <w:right w:w="0" w:type="dxa"/>
-            </w:tcMar>
-            <w:vAlign w:val="top"/>
-          </w:tcPr>
-          <w:p>
-            <w:pPr>
-              <w:pStyle w:val="Normal"/>
-              <w:jc w:val="center"/>
-              <w:pBdr>
-                <w:bottom w:val="none" w:sz="0" w:space="0" w:color="000000"/>
-                <w:top w:val="none" w:sz="0" w:space="0" w:color="000000"/>
-                <w:left w:val="none" w:sz="0" w:space="0" w:color="000000"/>
-                <w:right w:val="none" w:sz="0" w:space="0" w:color="000000"/>
-              </w:pBdr>
-              <w:spacing w:after="100" w:before="100" w:line="240"/>
-              <w:ind w:left="100" w:right="100" w:firstLine="0" w:firstLineChars="0"/>
-              <w:rPr>
-                <w:rFonts w:ascii="Helvetica" w:hAnsi="Helvetica" w:eastAsia="Helvetica" w:cs="Helvetica"/>
-                <w:i w:val="false"/>
-                <w:b w:val="false"/>
-                <w:u w:val="none"/>
-                <w:sz w:val="22"/>
-                <w:szCs w:val="22"/>
-                <w:color w:val="000000"/>
-              </w:rPr>
-            </w:pPr>
-            <w:r>
-              <w:rPr>
-                <w:rFonts w:ascii="Helvetica" w:hAnsi="Helvetica" w:eastAsia="Helvetica" w:cs="Helvetica"/>
-                <w:i w:val="false"/>
-                <w:b w:val="false"/>
-                <w:u w:val="none"/>
-                <w:sz w:val="22"/>
-                <w:szCs w:val="22"/>
-                <w:color w:val="000000"/>
-              </w:rPr>
-              <w:t xml:space="preserve">0.640</w:t>
-            </w:r>
-          </w:p>
-        </w:tc>
-        <w:tc>
-          <w:tcPr>
-            <w:tcBorders>
-              <w:bottom w:val="none" w:sz="0" w:space="0" w:color="000000"/>
-              <w:top w:val="none" w:sz="0" w:space="0" w:color="000000"/>
-              <w:left w:val="none" w:sz="0" w:space="0" w:color="000000"/>
-              <w:right w:val="none" w:sz="0" w:space="0" w:color="000000"/>
-            </w:tcBorders>
-            <w:shd w:val="clear" w:color="auto" w:fill="FFFFFF"/>
-            <w:tcMar>
-              <w:top w:w="0" w:type="dxa"/>
-              <w:bottom w:w="0" w:type="dxa"/>
-              <w:left w:w="0" w:type="dxa"/>
-              <w:right w:w="0" w:type="dxa"/>
-            </w:tcMar>
-            <w:vAlign w:val="top"/>
-          </w:tcPr>
-          <w:p>
-            <w:pPr>
-              <w:pStyle w:val="Normal"/>
-              <w:jc w:val="center"/>
-              <w:pBdr>
-                <w:bottom w:val="none" w:sz="0" w:space="0" w:color="000000"/>
-                <w:top w:val="none" w:sz="0" w:space="0" w:color="000000"/>
-                <w:left w:val="none" w:sz="0" w:space="0" w:color="000000"/>
-                <w:right w:val="none" w:sz="0" w:space="0" w:color="000000"/>
-              </w:pBdr>
-              <w:spacing w:after="100" w:before="100" w:line="240"/>
-              <w:ind w:left="100" w:right="100" w:firstLine="0" w:firstLineChars="0"/>
-              <w:rPr>
-                <w:rFonts w:ascii="Helvetica" w:hAnsi="Helvetica" w:eastAsia="Helvetica" w:cs="Helvetica"/>
-                <w:i w:val="false"/>
-                <w:b w:val="false"/>
-                <w:u w:val="none"/>
-                <w:sz w:val="22"/>
-                <w:szCs w:val="22"/>
-                <w:color w:val="000000"/>
-              </w:rPr>
-            </w:pPr>
-            <w:r>
-              <w:rPr>
-                <w:rFonts w:ascii="Helvetica" w:hAnsi="Helvetica" w:eastAsia="Helvetica" w:cs="Helvetica"/>
-                <w:i w:val="false"/>
-                <w:b w:val="false"/>
-                <w:u w:val="none"/>
-                <w:sz w:val="22"/>
-                <w:szCs w:val="22"/>
-                <w:color w:val="000000"/>
-              </w:rPr>
-              <w:t xml:space="preserve">143</w:t>
+              <w:t xml:space="preserve">0.07, 4.96</w:t>
+            </w:r>
+          </w:p>
+        </w:tc>
+        <w:tc>
+          <w:tcPr>
+            <w:tcBorders>
+              <w:bottom w:val="none" w:sz="0" w:space="0" w:color="000000"/>
+              <w:top w:val="none" w:sz="0" w:space="0" w:color="000000"/>
+              <w:left w:val="none" w:sz="0" w:space="0" w:color="000000"/>
+              <w:right w:val="none" w:sz="0" w:space="0" w:color="000000"/>
+            </w:tcBorders>
+            <w:shd w:val="clear" w:color="auto" w:fill="FFFFFF"/>
+            <w:tcMar>
+              <w:top w:w="0" w:type="dxa"/>
+              <w:bottom w:w="0" w:type="dxa"/>
+              <w:left w:w="0" w:type="dxa"/>
+              <w:right w:w="0" w:type="dxa"/>
+            </w:tcMar>
+            <w:vAlign w:val="top"/>
+          </w:tcPr>
+          <w:p>
+            <w:pPr>
+              <w:pStyle w:val="Normal"/>
+              <w:jc w:val="center"/>
+              <w:pBdr>
+                <w:bottom w:val="none" w:sz="0" w:space="0" w:color="000000"/>
+                <w:top w:val="none" w:sz="0" w:space="0" w:color="000000"/>
+                <w:left w:val="none" w:sz="0" w:space="0" w:color="000000"/>
+                <w:right w:val="none" w:sz="0" w:space="0" w:color="000000"/>
+              </w:pBdr>
+              <w:spacing w:after="100" w:before="100" w:line="240"/>
+              <w:ind w:left="100" w:right="100" w:firstLine="0" w:firstLineChars="0"/>
+              <w:rPr>
+                <w:rFonts w:ascii="Helvetica" w:hAnsi="Helvetica" w:eastAsia="Helvetica" w:cs="Helvetica"/>
+                <w:i w:val="false"/>
+                <w:b w:val="false"/>
+                <w:u w:val="none"/>
+                <w:sz w:val="22"/>
+                <w:szCs w:val="22"/>
+                <w:color w:val="000000"/>
+              </w:rPr>
+            </w:pPr>
+            <w:r>
+              <w:rPr>
+                <w:rFonts w:ascii="Helvetica" w:hAnsi="Helvetica" w:eastAsia="Helvetica" w:cs="Helvetica"/>
+                <w:i w:val="false"/>
+                <w:b w:val="false"/>
+                <w:u w:val="none"/>
+                <w:sz w:val="22"/>
+                <w:szCs w:val="22"/>
+                <w:color w:val="000000"/>
+              </w:rPr>
+              <w:t xml:space="preserve">0.630</w:t>
+            </w:r>
+          </w:p>
+        </w:tc>
+        <w:tc>
+          <w:tcPr>
+            <w:tcBorders>
+              <w:bottom w:val="none" w:sz="0" w:space="0" w:color="000000"/>
+              <w:top w:val="none" w:sz="0" w:space="0" w:color="000000"/>
+              <w:left w:val="none" w:sz="0" w:space="0" w:color="000000"/>
+              <w:right w:val="none" w:sz="0" w:space="0" w:color="000000"/>
+            </w:tcBorders>
+            <w:shd w:val="clear" w:color="auto" w:fill="FFFFFF"/>
+            <w:tcMar>
+              <w:top w:w="0" w:type="dxa"/>
+              <w:bottom w:w="0" w:type="dxa"/>
+              <w:left w:w="0" w:type="dxa"/>
+              <w:right w:w="0" w:type="dxa"/>
+            </w:tcMar>
+            <w:vAlign w:val="top"/>
+          </w:tcPr>
+          <w:p>
+            <w:pPr>
+              <w:pStyle w:val="Normal"/>
+              <w:jc w:val="center"/>
+              <w:pBdr>
+                <w:bottom w:val="none" w:sz="0" w:space="0" w:color="000000"/>
+                <w:top w:val="none" w:sz="0" w:space="0" w:color="000000"/>
+                <w:left w:val="none" w:sz="0" w:space="0" w:color="000000"/>
+                <w:right w:val="none" w:sz="0" w:space="0" w:color="000000"/>
+              </w:pBdr>
+              <w:spacing w:after="100" w:before="100" w:line="240"/>
+              <w:ind w:left="100" w:right="100" w:firstLine="0" w:firstLineChars="0"/>
+              <w:rPr>
+                <w:rFonts w:ascii="Helvetica" w:hAnsi="Helvetica" w:eastAsia="Helvetica" w:cs="Helvetica"/>
+                <w:i w:val="false"/>
+                <w:b w:val="false"/>
+                <w:u w:val="none"/>
+                <w:sz w:val="22"/>
+                <w:szCs w:val="22"/>
+                <w:color w:val="000000"/>
+              </w:rPr>
+            </w:pPr>
+            <w:r>
+              <w:rPr>
+                <w:rFonts w:ascii="Helvetica" w:hAnsi="Helvetica" w:eastAsia="Helvetica" w:cs="Helvetica"/>
+                <w:i w:val="false"/>
+                <w:b w:val="false"/>
+                <w:u w:val="none"/>
+                <w:sz w:val="22"/>
+                <w:szCs w:val="22"/>
+                <w:color w:val="000000"/>
+              </w:rPr>
+              <w:t xml:space="preserve">142</w:t>
             </w:r>
           </w:p>
         </w:tc>
@@ -13396,7 +13396,7 @@
                 <w:szCs w:val="22"/>
                 <w:color w:val="000000"/>
               </w:rPr>
-              <w:t xml:space="preserve">143</w:t>
+              <w:t xml:space="preserve">142</w:t>
             </w:r>
           </w:p>
         </w:tc>
@@ -13555,7 +13555,7 @@
                 <w:szCs w:val="22"/>
                 <w:color w:val="000000"/>
               </w:rPr>
-              <w:t xml:space="preserve">0.063</w:t>
+              <w:t xml:space="preserve">0.065</w:t>
             </w:r>
           </w:p>
         </w:tc>
@@ -13608,7 +13608,7 @@
                 <w:szCs w:val="22"/>
                 <w:color w:val="000000"/>
               </w:rPr>
-              <w:t xml:space="preserve">143</w:t>
+              <w:t xml:space="preserve">142</w:t>
             </w:r>
           </w:p>
         </w:tc>
